--- a/rapports/2026-06-06/EQ12/EQ12_sup_v2/DR_043101000173/43-80-96-26.docx
+++ b/rapports/2026-06-06/EQ12/EQ12_sup_v2/DR_043101000173/43-80-96-26.docx
@@ -297,7 +297,7 @@
           <w:color w:val="1F6FEB"/>
           <w:sz w:val="22"/>
         </w:rPr>
-        <w:t>⚠ INCOHÉRENCES À CORRIGER (69)</w:t>
+        <w:t>⚠ INCOHÉRENCES À CORRIGER (67)</w:t>
       </w:r>
     </w:p>
     <w:tbl>
@@ -575,7 +575,7 @@
                 <w:i w:val="0"/>
                 <w:sz w:val="17"/>
               </w:rPr>
-              <w:t>Incoherence! Ndeye awa diop a declaré que la catégorie socioprofessionnelle de son père est  Patron/Employeur alors que le père lui-même declare comme catégorie socioprofessionnelle Travailleur pour compte propre au niveau de la section 4b.</w:t>
+              <w:t>Incoherence! Awa peul diop a declaré que la catégorie socioprofessionnelle de son père est  Patron/Employeur alors que le père lui-même declare comme catégorie socioprofessionnelle Travailleur pour compte propre au niveau de la section 4b.</w:t>
             </w:r>
           </w:p>
         </w:tc>
@@ -665,7 +665,7 @@
                 <w:i w:val="0"/>
                 <w:sz w:val="17"/>
               </w:rPr>
-              <w:t>Incoherence! Ndeye awa diop a declaré que la catégorie socioprofessionnelle de sa mère est  Patron/Employeur alors que la mère elle-même declare comme catégorie socioprofessionnelle Ouvrier ou employé non qualifié au niveau de la section 4b.</w:t>
+              <w:t>Incoherence! Awa peul diop a declaré que la catégorie socioprofessionnelle de sa mère est  Patron/Employeur alors que la mère elle-même declare comme catégorie socioprofessionnelle Ouvrier ou employé non qualifié au niveau de la section 4b.</w:t>
             </w:r>
           </w:p>
         </w:tc>
@@ -755,7 +755,7 @@
                 <w:i w:val="0"/>
                 <w:sz w:val="17"/>
               </w:rPr>
-              <w:t>Incoherence! Ndeye awa diop a declaré que le secteur institutionnel de sa mère est Entreprise publique alors que la mère elle-même declare comme secteur institutionnel Entreprise Privée au niveau de la section 4b.</w:t>
+              <w:t>Incoherence! Awa peul diop a declaré que le secteur institutionnel de sa mère est Entreprise publique alors que la mère elle-même declare comme secteur institutionnel Entreprise Privée au niveau de la section 4b.</w:t>
             </w:r>
           </w:p>
         </w:tc>
@@ -845,7 +845,7 @@
                 <w:i w:val="0"/>
                 <w:sz w:val="17"/>
               </w:rPr>
-              <w:t>Incoherence! Tacko diop a declaré que la catégorie socioprofessionnelle de son père est  Patron/Employeur alors que le père lui-même declare comme catégorie socioprofessionnelle Travailleur pour compte propre au niveau de la section 4b.</w:t>
+              <w:t>Incoherence! Ndeye awa diop a declaré que la catégorie socioprofessionnelle de son père est  Patron/Employeur alors que le père lui-même declare comme catégorie socioprofessionnelle Travailleur pour compte propre au niveau de la section 4b.</w:t>
             </w:r>
           </w:p>
         </w:tc>
@@ -904,7 +904,7 @@
                 <w:color w:val="16A34A"/>
                 <w:sz w:val="16"/>
               </w:rPr>
-              <w:t>—</w:t>
+              <w:t>s01q32, s01q37, s04q23, s01q00b, s01q37_decode, s04q23_decode</w:t>
             </w:r>
           </w:p>
         </w:tc>
@@ -935,7 +935,7 @@
                 <w:i w:val="0"/>
                 <w:sz w:val="17"/>
               </w:rPr>
-              <w:t>Incoherence! Tacko diop a declaré que le secteur institutionnel de son père est Entreprise publique alors que le père lui-même declare comme secteur institutionnel Entreprise Privée au niveau de la section 4b.</w:t>
+              <w:t>Incoherence! Ndeye awa diop a declaré que la catégorie socioprofessionnelle de sa mère est  Patron/Employeur alors que la mère elle-même declare comme catégorie socioprofessionnelle Ouvrier ou employé non qualifié au niveau de la section 4b.</w:t>
             </w:r>
           </w:p>
         </w:tc>
@@ -994,7 +994,7 @@
                 <w:color w:val="16A34A"/>
                 <w:sz w:val="16"/>
               </w:rPr>
-              <w:t>s01q32, s01q37, s04q23, s01q00b, s01q37_decode, s04q23_decode</w:t>
+              <w:t>—</w:t>
             </w:r>
           </w:p>
         </w:tc>
@@ -1025,7 +1025,7 @@
                 <w:i w:val="0"/>
                 <w:sz w:val="17"/>
               </w:rPr>
-              <w:t>Incoherence! Tacko diop a declaré que la catégorie socioprofessionnelle de sa mère est  Patron/Employeur alors que la mère elle-même declare comme catégorie socioprofessionnelle Ouvrier ou employé non qualifié au niveau de la section 4b.</w:t>
+              <w:t>Incoherence! Ndeye awa diop a declaré que le secteur institutionnel de sa mère est Entreprise publique alors que la mère elle-même declare comme secteur institutionnel Entreprise Privée au niveau de la section 4b.</w:t>
             </w:r>
           </w:p>
         </w:tc>
@@ -1084,7 +1084,7 @@
                 <w:color w:val="16A34A"/>
                 <w:sz w:val="16"/>
               </w:rPr>
-              <w:t>—</w:t>
+              <w:t>s01q25, s01q30, s04q23, s01q00b, s01q30_decode, s04q23_decode</w:t>
             </w:r>
           </w:p>
         </w:tc>
@@ -1115,7 +1115,7 @@
                 <w:i w:val="0"/>
                 <w:sz w:val="17"/>
               </w:rPr>
-              <w:t>Incoherence! Tacko diop a declaré que le secteur institutionnel de sa mère est Entreprise publique alors que la mère elle-même declare comme secteur institutionnel Entreprise Privée au niveau de la section 4b.</w:t>
+              <w:t>Incoherence! Ndeye penda diop a declaré que la catégorie socioprofessionnelle de son père est  Patron/Employeur alors que le père lui-même declare comme catégorie socioprofessionnelle Travailleur pour compte propre au niveau de la section 4b.</w:t>
             </w:r>
           </w:p>
         </w:tc>
@@ -1174,7 +1174,7 @@
                 <w:color w:val="16A34A"/>
                 <w:sz w:val="16"/>
               </w:rPr>
-              <w:t>s01q25, s01q30, s04q23, s01q00b, s01q30_decode, s04q23_decode</w:t>
+              <w:t>s01q32, s01q37, s04q23, s01q00b, s01q37_decode, s04q23_decode</w:t>
             </w:r>
           </w:p>
         </w:tc>
@@ -1205,7 +1205,7 @@
                 <w:i w:val="0"/>
                 <w:sz w:val="17"/>
               </w:rPr>
-              <w:t>Incoherence! Awa peul diop a declaré que la catégorie socioprofessionnelle de son père est  Patron/Employeur alors que le père lui-même declare comme catégorie socioprofessionnelle Travailleur pour compte propre au niveau de la section 4b.</w:t>
+              <w:t>Incoherence! Ndeye penda diop a declaré que la catégorie socioprofessionnelle de sa mère est  Patron/Employeur alors que la mère elle-même declare comme catégorie socioprofessionnelle Ouvrier ou employé non qualifié au niveau de la section 4b.</w:t>
             </w:r>
           </w:p>
         </w:tc>
@@ -1264,7 +1264,7 @@
                 <w:color w:val="16A34A"/>
                 <w:sz w:val="16"/>
               </w:rPr>
-              <w:t>s01q32, s01q37, s04q23, s01q00b, s01q37_decode, s04q23_decode</w:t>
+              <w:t>—</w:t>
             </w:r>
           </w:p>
         </w:tc>
@@ -1295,7 +1295,7 @@
                 <w:i w:val="0"/>
                 <w:sz w:val="17"/>
               </w:rPr>
-              <w:t>Incoherence! Awa peul diop a declaré que la catégorie socioprofessionnelle de sa mère est  Patron/Employeur alors que la mère elle-même declare comme catégorie socioprofessionnelle Ouvrier ou employé non qualifié au niveau de la section 4b.</w:t>
+              <w:t>Incoherence! Ndeye penda diop a declaré que le secteur institutionnel de sa mère est Entreprise publique alors que la mère elle-même declare comme secteur institutionnel Entreprise Privée au niveau de la section 4b.</w:t>
             </w:r>
           </w:p>
         </w:tc>
@@ -1354,7 +1354,7 @@
                 <w:color w:val="16A34A"/>
                 <w:sz w:val="16"/>
               </w:rPr>
-              <w:t>—</w:t>
+              <w:t>s01q25, s01q30, s04q23, s01q00b, s01q30_decode, s04q23_decode</w:t>
             </w:r>
           </w:p>
         </w:tc>
@@ -1385,7 +1385,7 @@
                 <w:i w:val="0"/>
                 <w:sz w:val="17"/>
               </w:rPr>
-              <w:t>Incoherence! Awa peul diop a declaré que le secteur institutionnel de sa mère est Entreprise publique alors que la mère elle-même declare comme secteur institutionnel Entreprise Privée au niveau de la section 4b.</w:t>
+              <w:t>Incoherence! Tacko diop a declaré que la catégorie socioprofessionnelle de son père est  Patron/Employeur alors que le père lui-même declare comme catégorie socioprofessionnelle Travailleur pour compte propre au niveau de la section 4b.</w:t>
             </w:r>
           </w:p>
         </w:tc>
@@ -1444,7 +1444,7 @@
                 <w:color w:val="16A34A"/>
                 <w:sz w:val="16"/>
               </w:rPr>
-              <w:t>s01q25, s01q30, s04q23, s01q00b, s01q30_decode, s04q23_decode</w:t>
+              <w:t>—</w:t>
             </w:r>
           </w:p>
         </w:tc>
@@ -1475,7 +1475,7 @@
                 <w:i w:val="0"/>
                 <w:sz w:val="17"/>
               </w:rPr>
-              <w:t>Incoherence! Ndeye penda diop a declaré que la catégorie socioprofessionnelle de son père est  Patron/Employeur alors que le père lui-même declare comme catégorie socioprofessionnelle Travailleur pour compte propre au niveau de la section 4b.</w:t>
+              <w:t>Incoherence! Tacko diop a declaré que le secteur institutionnel de son père est Entreprise publique alors que le père lui-même declare comme secteur institutionnel Entreprise Privée au niveau de la section 4b.</w:t>
             </w:r>
           </w:p>
         </w:tc>
@@ -1565,7 +1565,7 @@
                 <w:i w:val="0"/>
                 <w:sz w:val="17"/>
               </w:rPr>
-              <w:t>Incoherence! Ndeye penda diop a declaré que la catégorie socioprofessionnelle de sa mère est  Patron/Employeur alors que la mère elle-même declare comme catégorie socioprofessionnelle Ouvrier ou employé non qualifié au niveau de la section 4b.</w:t>
+              <w:t>Incoherence! Tacko diop a declaré que la catégorie socioprofessionnelle de sa mère est  Patron/Employeur alors que la mère elle-même declare comme catégorie socioprofessionnelle Ouvrier ou employé non qualifié au niveau de la section 4b.</w:t>
             </w:r>
           </w:p>
         </w:tc>
@@ -1655,7 +1655,7 @@
                 <w:i w:val="0"/>
                 <w:sz w:val="17"/>
               </w:rPr>
-              <w:t>Incoherence! Ndeye penda diop a declaré que le secteur institutionnel de sa mère est Entreprise publique alors que la mère elle-même declare comme secteur institutionnel Entreprise Privée au niveau de la section 4b.</w:t>
+              <w:t>Incoherence! Tacko diop a declaré que le secteur institutionnel de sa mère est Entreprise publique alors que la mère elle-même declare comme secteur institutionnel Entreprise Privée au niveau de la section 4b.</w:t>
             </w:r>
           </w:p>
         </w:tc>
@@ -2375,7 +2375,7 @@
                 <w:i w:val="0"/>
                 <w:sz w:val="17"/>
               </w:rPr>
-              <w:t>Les catégories socioprofessionnelles du père biologique de  Ndeye awa diop  ne sont pas coherentes, prière de corriger.</w:t>
+              <w:t>Les catégories socioprofessionnelles du père biologique de  Awa peul diop  ne sont pas coherentes, prière de corriger.</w:t>
             </w:r>
           </w:p>
         </w:tc>
@@ -2465,7 +2465,7 @@
                 <w:i w:val="0"/>
                 <w:sz w:val="17"/>
               </w:rPr>
-              <w:t>Prière de verifier l'information donnée par Ndeye awa diop ou corriger au niveau de la section 1.</w:t>
+              <w:t>Prière de verifier l'information donnée par Awa peul diop ou corriger au niveau de la section 1.</w:t>
             </w:r>
           </w:p>
         </w:tc>
@@ -2555,7 +2555,7 @@
                 <w:i w:val="0"/>
                 <w:sz w:val="17"/>
               </w:rPr>
-              <w:t>Les catégories socioprofessionnelles du père biologique de  Tacko diop  ne sont pas coherentes, prière de corriger.</w:t>
+              <w:t>Les catégories socioprofessionnelles du père biologique de  Ndeye awa diop  ne sont pas coherentes, prière de corriger.</w:t>
             </w:r>
           </w:p>
         </w:tc>
@@ -2645,7 +2645,7 @@
                 <w:i w:val="0"/>
                 <w:sz w:val="17"/>
               </w:rPr>
-              <w:t>Prière de verifier l'information donnée par Tacko diop ou corriger au niveau de la section 1.</w:t>
+              <w:t>Prière de verifier l'information donnée par Ndeye awa diop ou corriger au niveau de la section 1.</w:t>
             </w:r>
           </w:p>
         </w:tc>
@@ -2704,7 +2704,7 @@
                 <w:color w:val="16A34A"/>
                 <w:sz w:val="16"/>
               </w:rPr>
-              <w:t>s00q27, s01q03a, s01q03b, s01q03c, s01q00b</w:t>
+              <w:t>s00q28, s01q28, s01q29, s01q30, s01q00b</w:t>
             </w:r>
           </w:p>
         </w:tc>
@@ -2735,7 +2735,7 @@
                 <w:i w:val="0"/>
                 <w:sz w:val="17"/>
               </w:rPr>
-              <w:t>Les informations sur l'acte de naissance (ni Jours, ni mois et ni années) de  Awa peul diop  manquent, s'il vous plait pouvez-vous fournir d'effort pour avoir ces informations.</w:t>
+              <w:t>Les catégories socioprofessionnelles du père biologique de  Ndeye penda diop  ne sont pas coherentes, prière de corriger.</w:t>
             </w:r>
           </w:p>
         </w:tc>
@@ -2794,7 +2794,7 @@
                 <w:color w:val="16A34A"/>
                 <w:sz w:val="16"/>
               </w:rPr>
-              <w:t>s00q28, s01q28, s01q29, s01q30, s01q00b</w:t>
+              <w:t>—</w:t>
             </w:r>
           </w:p>
         </w:tc>
@@ -2825,7 +2825,7 @@
                 <w:i w:val="0"/>
                 <w:sz w:val="17"/>
               </w:rPr>
-              <w:t>Les catégories socioprofessionnelles du père biologique de  Awa peul diop  ne sont pas coherentes, prière de corriger.</w:t>
+              <w:t>Prière de verifier l'information donnée par Ndeye penda diop ou corriger au niveau de la section 1.</w:t>
             </w:r>
           </w:p>
         </w:tc>
@@ -2884,7 +2884,7 @@
                 <w:color w:val="16A34A"/>
                 <w:sz w:val="16"/>
               </w:rPr>
-              <w:t>—</w:t>
+              <w:t>s00q28, s01q28, s01q29, s01q30, s01q00b</w:t>
             </w:r>
           </w:p>
         </w:tc>
@@ -2915,7 +2915,7 @@
                 <w:i w:val="0"/>
                 <w:sz w:val="17"/>
               </w:rPr>
-              <w:t>Prière de verifier l'information donnée par Awa peul diop ou corriger au niveau de la section 1.</w:t>
+              <w:t>Les catégories socioprofessionnelles du père biologique de  Tacko diop  ne sont pas coherentes, prière de corriger.</w:t>
             </w:r>
           </w:p>
         </w:tc>
@@ -2974,7 +2974,7 @@
                 <w:color w:val="16A34A"/>
                 <w:sz w:val="16"/>
               </w:rPr>
-              <w:t>s00q27, s01q03a, s01q03b, s01q03c, s01q00b</w:t>
+              <w:t>—</w:t>
             </w:r>
           </w:p>
         </w:tc>
@@ -3005,7 +3005,7 @@
                 <w:i w:val="0"/>
                 <w:sz w:val="17"/>
               </w:rPr>
-              <w:t>Les informations sur l'acte de naissance (ni Jours, ni mois et ni années) de  Ndeye penda diop  manquent, s'il vous plait pouvez-vous fournir d'effort pour avoir ces informations.</w:t>
+              <w:t>Prière de verifier l'information donnée par Tacko diop ou corriger au niveau de la section 1.</w:t>
             </w:r>
           </w:p>
         </w:tc>
@@ -3064,7 +3064,7 @@
                 <w:color w:val="16A34A"/>
                 <w:sz w:val="16"/>
               </w:rPr>
-              <w:t>s00q28, s01q28, s01q29, s01q30, s01q00b</w:t>
+              <w:t>s01q10_1</w:t>
             </w:r>
           </w:p>
         </w:tc>
@@ -3095,7 +3095,7 @@
                 <w:i w:val="0"/>
                 <w:sz w:val="17"/>
               </w:rPr>
-              <w:t>Les catégories socioprofessionnelles du père biologique de  Ndeye penda diop  ne sont pas coherentes, prière de corriger.</w:t>
+              <w:t>La taille du ménage lors de l'enquête principale (7) de ce ménage est inférieur à la taille du denombrement (8), prière de fournir des explications concrètes ou aller revisiter le ménage.</w:t>
             </w:r>
           </w:p>
         </w:tc>
@@ -3128,6 +3128,2526 @@
                 <w:i w:val="0"/>
                 <w:sz w:val="16"/>
               </w:rPr>
+              <w:t>S02</w:t>
+              <w:br/>
+            </w:r>
+            <w:r>
+              <w:rPr>
+                <w:b w:val="0"/>
+                <w:i w:val="0"/>
+                <w:color w:val="64748B"/>
+                <w:sz w:val="14"/>
+              </w:rPr>
+              <w:t>Éducation</w:t>
+            </w:r>
+          </w:p>
+        </w:tc>
+        <w:tc>
+          <w:tcPr>
+            <w:tcW w:type="dxa" w:w="1531"/>
+          </w:tcPr>
+          <w:p>
+            <w:r>
+              <w:rPr>
+                <w:b/>
+                <w:i w:val="0"/>
+                <w:color w:val="16A34A"/>
+                <w:sz w:val="16"/>
+              </w:rPr>
+              <w:t>—</w:t>
+            </w:r>
+          </w:p>
+        </w:tc>
+        <w:tc>
+          <w:tcPr>
+            <w:tcW w:type="dxa" w:w="1191"/>
+          </w:tcPr>
+          <w:p>
+            <w:r>
+              <w:rPr>
+                <w:b w:val="0"/>
+                <w:i w:val="0"/>
+                <w:color w:val="64748B"/>
+                <w:sz w:val="16"/>
+              </w:rPr>
+              <w:t>GT-CQ</w:t>
+            </w:r>
+          </w:p>
+        </w:tc>
+        <w:tc>
+          <w:tcPr>
+            <w:tcW w:type="dxa" w:w="4706"/>
+          </w:tcPr>
+          <w:p>
+            <w:r>
+              <w:rPr>
+                <w:b w:val="0"/>
+                <w:i w:val="0"/>
+                <w:sz w:val="17"/>
+              </w:rPr>
+              <w:t>Prière de vous adresser à Adama niang pour avoir l'année exacte.</w:t>
+            </w:r>
+          </w:p>
+        </w:tc>
+      </w:tr>
+      <w:tr>
+        <w:tc>
+          <w:tcPr>
+            <w:tcW w:type="dxa" w:w="964"/>
+          </w:tcPr>
+          <w:p>
+            <w:r>
+              <w:rPr>
+                <w:b/>
+                <w:i w:val="0"/>
+                <w:color w:val="EA580C"/>
+                <w:sz w:val="16"/>
+              </w:rPr>
+              <w:t>Moyenne</w:t>
+            </w:r>
+          </w:p>
+        </w:tc>
+        <w:tc>
+          <w:tcPr>
+            <w:tcW w:type="dxa" w:w="1247"/>
+          </w:tcPr>
+          <w:p>
+            <w:r>
+              <w:rPr>
+                <w:b/>
+                <w:i w:val="0"/>
+                <w:sz w:val="16"/>
+              </w:rPr>
+              <w:t>S02</w:t>
+              <w:br/>
+            </w:r>
+            <w:r>
+              <w:rPr>
+                <w:b w:val="0"/>
+                <w:i w:val="0"/>
+                <w:color w:val="64748B"/>
+                <w:sz w:val="14"/>
+              </w:rPr>
+              <w:t>Éducation</w:t>
+            </w:r>
+          </w:p>
+        </w:tc>
+        <w:tc>
+          <w:tcPr>
+            <w:tcW w:type="dxa" w:w="1531"/>
+          </w:tcPr>
+          <w:p>
+            <w:r>
+              <w:rPr>
+                <w:b/>
+                <w:i w:val="0"/>
+                <w:color w:val="16A34A"/>
+                <w:sz w:val="16"/>
+              </w:rPr>
+              <w:t>—</w:t>
+            </w:r>
+          </w:p>
+        </w:tc>
+        <w:tc>
+          <w:tcPr>
+            <w:tcW w:type="dxa" w:w="1191"/>
+          </w:tcPr>
+          <w:p>
+            <w:r>
+              <w:rPr>
+                <w:b w:val="0"/>
+                <w:i w:val="0"/>
+                <w:color w:val="64748B"/>
+                <w:sz w:val="16"/>
+              </w:rPr>
+              <w:t>GT-CQ</w:t>
+            </w:r>
+          </w:p>
+        </w:tc>
+        <w:tc>
+          <w:tcPr>
+            <w:tcW w:type="dxa" w:w="4706"/>
+          </w:tcPr>
+          <w:p>
+            <w:r>
+              <w:rPr>
+                <w:b w:val="0"/>
+                <w:i w:val="0"/>
+                <w:sz w:val="17"/>
+              </w:rPr>
+              <w:t>Prière de vous adresser à Ndeye awa diop pour avoir l'année exacte.</w:t>
+            </w:r>
+          </w:p>
+        </w:tc>
+      </w:tr>
+      <w:tr>
+        <w:tc>
+          <w:tcPr>
+            <w:tcW w:type="dxa" w:w="964"/>
+          </w:tcPr>
+          <w:p>
+            <w:r>
+              <w:rPr>
+                <w:b/>
+                <w:i w:val="0"/>
+                <w:color w:val="EA580C"/>
+                <w:sz w:val="16"/>
+              </w:rPr>
+              <w:t>Moyenne</w:t>
+            </w:r>
+          </w:p>
+        </w:tc>
+        <w:tc>
+          <w:tcPr>
+            <w:tcW w:type="dxa" w:w="1247"/>
+          </w:tcPr>
+          <w:p>
+            <w:r>
+              <w:rPr>
+                <w:b/>
+                <w:i w:val="0"/>
+                <w:sz w:val="16"/>
+              </w:rPr>
+              <w:t>S02</w:t>
+              <w:br/>
+            </w:r>
+            <w:r>
+              <w:rPr>
+                <w:b w:val="0"/>
+                <w:i w:val="0"/>
+                <w:color w:val="64748B"/>
+                <w:sz w:val="14"/>
+              </w:rPr>
+              <w:t>Éducation</w:t>
+            </w:r>
+          </w:p>
+        </w:tc>
+        <w:tc>
+          <w:tcPr>
+            <w:tcW w:type="dxa" w:w="1531"/>
+          </w:tcPr>
+          <w:p>
+            <w:r>
+              <w:rPr>
+                <w:b/>
+                <w:i w:val="0"/>
+                <w:color w:val="16A34A"/>
+                <w:sz w:val="16"/>
+              </w:rPr>
+              <w:t>—</w:t>
+            </w:r>
+          </w:p>
+        </w:tc>
+        <w:tc>
+          <w:tcPr>
+            <w:tcW w:type="dxa" w:w="1191"/>
+          </w:tcPr>
+          <w:p>
+            <w:r>
+              <w:rPr>
+                <w:b w:val="0"/>
+                <w:i w:val="0"/>
+                <w:color w:val="64748B"/>
+                <w:sz w:val="16"/>
+              </w:rPr>
+              <w:t>GT-CQ</w:t>
+            </w:r>
+          </w:p>
+        </w:tc>
+        <w:tc>
+          <w:tcPr>
+            <w:tcW w:type="dxa" w:w="4706"/>
+          </w:tcPr>
+          <w:p>
+            <w:r>
+              <w:rPr>
+                <w:b w:val="0"/>
+                <w:i w:val="0"/>
+                <w:sz w:val="17"/>
+              </w:rPr>
+              <w:t>Merci de bien vouloir changé 2.04 en OUI et renseigné toutes les autres informations qui concerne Awa peul diop .</w:t>
+            </w:r>
+          </w:p>
+        </w:tc>
+      </w:tr>
+      <w:tr>
+        <w:tc>
+          <w:tcPr>
+            <w:tcW w:type="dxa" w:w="964"/>
+          </w:tcPr>
+          <w:p>
+            <w:r>
+              <w:rPr>
+                <w:b/>
+                <w:i w:val="0"/>
+                <w:color w:val="EA580C"/>
+                <w:sz w:val="16"/>
+              </w:rPr>
+              <w:t>Moyenne</w:t>
+            </w:r>
+          </w:p>
+        </w:tc>
+        <w:tc>
+          <w:tcPr>
+            <w:tcW w:type="dxa" w:w="1247"/>
+          </w:tcPr>
+          <w:p>
+            <w:r>
+              <w:rPr>
+                <w:b/>
+                <w:i w:val="0"/>
+                <w:sz w:val="16"/>
+              </w:rPr>
+              <w:t>S04</w:t>
+              <w:br/>
+            </w:r>
+            <w:r>
+              <w:rPr>
+                <w:b w:val="0"/>
+                <w:i w:val="0"/>
+                <w:color w:val="64748B"/>
+                <w:sz w:val="14"/>
+              </w:rPr>
+              <w:t>Emploi</w:t>
+            </w:r>
+          </w:p>
+        </w:tc>
+        <w:tc>
+          <w:tcPr>
+            <w:tcW w:type="dxa" w:w="1531"/>
+          </w:tcPr>
+          <w:p>
+            <w:r>
+              <w:rPr>
+                <w:b/>
+                <w:i w:val="0"/>
+                <w:color w:val="16A34A"/>
+                <w:sz w:val="16"/>
+              </w:rPr>
+              <w:t>s01q47__1, s01q47__2, s01q47__3, s01q47__4, s01q47__5, s01q47__6, s01q47__7, s02q15</w:t>
+            </w:r>
+          </w:p>
+        </w:tc>
+        <w:tc>
+          <w:tcPr>
+            <w:tcW w:type="dxa" w:w="1191"/>
+          </w:tcPr>
+          <w:p>
+            <w:r>
+              <w:rPr>
+                <w:b w:val="0"/>
+                <w:i w:val="0"/>
+                <w:color w:val="64748B"/>
+                <w:sz w:val="16"/>
+              </w:rPr>
+              <w:t>GT-CQ</w:t>
+            </w:r>
+          </w:p>
+        </w:tc>
+        <w:tc>
+          <w:tcPr>
+            <w:tcW w:type="dxa" w:w="4706"/>
+          </w:tcPr>
+          <w:p>
+            <w:r>
+              <w:rPr>
+                <w:b w:val="0"/>
+                <w:i w:val="0"/>
+                <w:sz w:val="17"/>
+              </w:rPr>
+              <w:t>Attention! le nombre d'heure (5 heures) que Ndeye awa diop a travaillé par jour semble faible, veuillez s'il vous plait confirmer cette information avec le QG.</w:t>
+            </w:r>
+          </w:p>
+        </w:tc>
+      </w:tr>
+      <w:tr>
+        <w:tc>
+          <w:tcPr>
+            <w:tcW w:type="dxa" w:w="964"/>
+          </w:tcPr>
+          <w:p>
+            <w:r>
+              <w:rPr>
+                <w:b/>
+                <w:i w:val="0"/>
+                <w:color w:val="EA580C"/>
+                <w:sz w:val="16"/>
+              </w:rPr>
+              <w:t>Moyenne</w:t>
+            </w:r>
+          </w:p>
+        </w:tc>
+        <w:tc>
+          <w:tcPr>
+            <w:tcW w:type="dxa" w:w="1247"/>
+          </w:tcPr>
+          <w:p>
+            <w:r>
+              <w:rPr>
+                <w:b/>
+                <w:i w:val="0"/>
+                <w:sz w:val="16"/>
+              </w:rPr>
+              <w:t>S04</w:t>
+              <w:br/>
+            </w:r>
+            <w:r>
+              <w:rPr>
+                <w:b w:val="0"/>
+                <w:i w:val="0"/>
+                <w:color w:val="64748B"/>
+                <w:sz w:val="14"/>
+              </w:rPr>
+              <w:t>Emploi</w:t>
+            </w:r>
+          </w:p>
+        </w:tc>
+        <w:tc>
+          <w:tcPr>
+            <w:tcW w:type="dxa" w:w="1531"/>
+          </w:tcPr>
+          <w:p>
+            <w:r>
+              <w:rPr>
+                <w:b/>
+                <w:i w:val="0"/>
+                <w:color w:val="16A34A"/>
+                <w:sz w:val="16"/>
+              </w:rPr>
+              <w:t>s01q47__1, s01q47__2, s01q47__3, s01q47__4, s01q47__5, s01q47__6, s01q47__7, s02q15</w:t>
+            </w:r>
+          </w:p>
+        </w:tc>
+        <w:tc>
+          <w:tcPr>
+            <w:tcW w:type="dxa" w:w="1191"/>
+          </w:tcPr>
+          <w:p>
+            <w:r>
+              <w:rPr>
+                <w:b w:val="0"/>
+                <w:i w:val="0"/>
+                <w:color w:val="64748B"/>
+                <w:sz w:val="16"/>
+              </w:rPr>
+              <w:t>GT-CQ</w:t>
+            </w:r>
+          </w:p>
+        </w:tc>
+        <w:tc>
+          <w:tcPr>
+            <w:tcW w:type="dxa" w:w="4706"/>
+          </w:tcPr>
+          <w:p>
+            <w:r>
+              <w:rPr>
+                <w:b w:val="0"/>
+                <w:i w:val="0"/>
+                <w:sz w:val="17"/>
+              </w:rPr>
+              <w:t>Attention! le nombre d'heure (5 heures) que Ndeye penda diop a travaillé par jour semble faible, veuillez s'il vous plait confirmer cette information avec le QG.</w:t>
+            </w:r>
+          </w:p>
+        </w:tc>
+      </w:tr>
+      <w:tr>
+        <w:tc>
+          <w:tcPr>
+            <w:tcW w:type="dxa" w:w="964"/>
+          </w:tcPr>
+          <w:p>
+            <w:r>
+              <w:rPr>
+                <w:b/>
+                <w:i w:val="0"/>
+                <w:color w:val="EA580C"/>
+                <w:sz w:val="16"/>
+              </w:rPr>
+              <w:t>Moyenne</w:t>
+            </w:r>
+          </w:p>
+        </w:tc>
+        <w:tc>
+          <w:tcPr>
+            <w:tcW w:type="dxa" w:w="1247"/>
+          </w:tcPr>
+          <w:p>
+            <w:r>
+              <w:rPr>
+                <w:b/>
+                <w:i w:val="0"/>
+                <w:sz w:val="16"/>
+              </w:rPr>
+              <w:t>S04</w:t>
+              <w:br/>
+            </w:r>
+            <w:r>
+              <w:rPr>
+                <w:b w:val="0"/>
+                <w:i w:val="0"/>
+                <w:color w:val="64748B"/>
+                <w:sz w:val="14"/>
+              </w:rPr>
+              <w:t>Emploi</w:t>
+            </w:r>
+          </w:p>
+        </w:tc>
+        <w:tc>
+          <w:tcPr>
+            <w:tcW w:type="dxa" w:w="1531"/>
+          </w:tcPr>
+          <w:p>
+            <w:r>
+              <w:rPr>
+                <w:b/>
+                <w:i w:val="0"/>
+                <w:color w:val="16A34A"/>
+                <w:sz w:val="16"/>
+              </w:rPr>
+              <w:t>s01q47__1, s01q47__2, s01q47__3, s01q47__4, s01q47__5, s01q47__6, s01q47__7, s02q15</w:t>
+            </w:r>
+          </w:p>
+        </w:tc>
+        <w:tc>
+          <w:tcPr>
+            <w:tcW w:type="dxa" w:w="1191"/>
+          </w:tcPr>
+          <w:p>
+            <w:r>
+              <w:rPr>
+                <w:b w:val="0"/>
+                <w:i w:val="0"/>
+                <w:color w:val="64748B"/>
+                <w:sz w:val="16"/>
+              </w:rPr>
+              <w:t>GT-CQ</w:t>
+            </w:r>
+          </w:p>
+        </w:tc>
+        <w:tc>
+          <w:tcPr>
+            <w:tcW w:type="dxa" w:w="4706"/>
+          </w:tcPr>
+          <w:p>
+            <w:r>
+              <w:rPr>
+                <w:b w:val="0"/>
+                <w:i w:val="0"/>
+                <w:sz w:val="17"/>
+              </w:rPr>
+              <w:t>Attention! le nombre d'heure (5 heures) que Tacko diop a travaillé par jour semble faible, veuillez s'il vous plait confirmer cette information avec le QG.</w:t>
+            </w:r>
+          </w:p>
+        </w:tc>
+      </w:tr>
+      <w:tr>
+        <w:tc>
+          <w:tcPr>
+            <w:tcW w:type="dxa" w:w="964"/>
+          </w:tcPr>
+          <w:p>
+            <w:r>
+              <w:rPr>
+                <w:b/>
+                <w:i w:val="0"/>
+                <w:color w:val="EA580C"/>
+                <w:sz w:val="16"/>
+              </w:rPr>
+              <w:t>Moyenne</w:t>
+            </w:r>
+          </w:p>
+        </w:tc>
+        <w:tc>
+          <w:tcPr>
+            <w:tcW w:type="dxa" w:w="1247"/>
+          </w:tcPr>
+          <w:p>
+            <w:r>
+              <w:rPr>
+                <w:b/>
+                <w:i w:val="0"/>
+                <w:sz w:val="16"/>
+              </w:rPr>
+              <w:t>S07</w:t>
+              <w:br/>
+            </w:r>
+            <w:r>
+              <w:rPr>
+                <w:b w:val="0"/>
+                <w:i w:val="0"/>
+                <w:color w:val="64748B"/>
+                <w:sz w:val="14"/>
+              </w:rPr>
+              <w:t>Consommation alimentaire</w:t>
+            </w:r>
+          </w:p>
+        </w:tc>
+        <w:tc>
+          <w:tcPr>
+            <w:tcW w:type="dxa" w:w="1531"/>
+          </w:tcPr>
+          <w:p>
+            <w:r>
+              <w:rPr>
+                <w:b/>
+                <w:i w:val="0"/>
+                <w:color w:val="16A34A"/>
+                <w:sz w:val="16"/>
+              </w:rPr>
+              <w:t>—</w:t>
+            </w:r>
+          </w:p>
+        </w:tc>
+        <w:tc>
+          <w:tcPr>
+            <w:tcW w:type="dxa" w:w="1191"/>
+          </w:tcPr>
+          <w:p>
+            <w:r>
+              <w:rPr>
+                <w:b w:val="0"/>
+                <w:i w:val="0"/>
+                <w:color w:val="64748B"/>
+                <w:sz w:val="16"/>
+              </w:rPr>
+              <w:t>GT-CQ</w:t>
+            </w:r>
+          </w:p>
+        </w:tc>
+        <w:tc>
+          <w:tcPr>
+            <w:tcW w:type="dxa" w:w="4706"/>
+          </w:tcPr>
+          <w:p>
+            <w:r>
+              <w:rPr>
+                <w:b w:val="0"/>
+                <w:i w:val="0"/>
+                <w:sz w:val="17"/>
+              </w:rPr>
+              <w:t>Attention ! La dépense du répas pris à l'extérieur de Adama niang (4500 Fcfa) au cours de 7 derniers jours est relativement élevé.</w:t>
+            </w:r>
+          </w:p>
+        </w:tc>
+      </w:tr>
+      <w:tr>
+        <w:tc>
+          <w:tcPr>
+            <w:tcW w:type="dxa" w:w="964"/>
+          </w:tcPr>
+          <w:p>
+            <w:r>
+              <w:rPr>
+                <w:b/>
+                <w:i w:val="0"/>
+                <w:color w:val="EA580C"/>
+                <w:sz w:val="16"/>
+              </w:rPr>
+              <w:t>Moyenne</w:t>
+            </w:r>
+          </w:p>
+        </w:tc>
+        <w:tc>
+          <w:tcPr>
+            <w:tcW w:type="dxa" w:w="1247"/>
+          </w:tcPr>
+          <w:p>
+            <w:r>
+              <w:rPr>
+                <w:b/>
+                <w:i w:val="0"/>
+                <w:sz w:val="16"/>
+              </w:rPr>
+              <w:t>S07</w:t>
+              <w:br/>
+            </w:r>
+            <w:r>
+              <w:rPr>
+                <w:b w:val="0"/>
+                <w:i w:val="0"/>
+                <w:color w:val="64748B"/>
+                <w:sz w:val="14"/>
+              </w:rPr>
+              <w:t>Consommation alimentaire</w:t>
+            </w:r>
+          </w:p>
+        </w:tc>
+        <w:tc>
+          <w:tcPr>
+            <w:tcW w:type="dxa" w:w="1531"/>
+          </w:tcPr>
+          <w:p>
+            <w:r>
+              <w:rPr>
+                <w:b/>
+                <w:i w:val="0"/>
+                <w:color w:val="16A34A"/>
+                <w:sz w:val="16"/>
+              </w:rPr>
+              <w:t>—</w:t>
+            </w:r>
+          </w:p>
+        </w:tc>
+        <w:tc>
+          <w:tcPr>
+            <w:tcW w:type="dxa" w:w="1191"/>
+          </w:tcPr>
+          <w:p>
+            <w:r>
+              <w:rPr>
+                <w:b w:val="0"/>
+                <w:i w:val="0"/>
+                <w:color w:val="64748B"/>
+                <w:sz w:val="16"/>
+              </w:rPr>
+              <w:t>GT-CQ</w:t>
+            </w:r>
+          </w:p>
+        </w:tc>
+        <w:tc>
+          <w:tcPr>
+            <w:tcW w:type="dxa" w:w="4706"/>
+          </w:tcPr>
+          <w:p>
+            <w:r>
+              <w:rPr>
+                <w:b w:val="0"/>
+                <w:i w:val="0"/>
+                <w:sz w:val="17"/>
+              </w:rPr>
+              <w:t>Prière de corriger ou de confirmer avec le QG.</w:t>
+            </w:r>
+          </w:p>
+        </w:tc>
+      </w:tr>
+      <w:tr>
+        <w:tc>
+          <w:tcPr>
+            <w:tcW w:type="dxa" w:w="964"/>
+          </w:tcPr>
+          <w:p>
+            <w:r>
+              <w:rPr>
+                <w:b/>
+                <w:i w:val="0"/>
+                <w:color w:val="EA580C"/>
+                <w:sz w:val="16"/>
+              </w:rPr>
+              <w:t>Moyenne</w:t>
+            </w:r>
+          </w:p>
+        </w:tc>
+        <w:tc>
+          <w:tcPr>
+            <w:tcW w:type="dxa" w:w="1247"/>
+          </w:tcPr>
+          <w:p>
+            <w:r>
+              <w:rPr>
+                <w:b/>
+                <w:i w:val="0"/>
+                <w:sz w:val="16"/>
+              </w:rPr>
+              <w:t>S07</w:t>
+              <w:br/>
+            </w:r>
+            <w:r>
+              <w:rPr>
+                <w:b w:val="0"/>
+                <w:i w:val="0"/>
+                <w:color w:val="64748B"/>
+                <w:sz w:val="14"/>
+              </w:rPr>
+              <w:t>Consommation alimentaire</w:t>
+            </w:r>
+          </w:p>
+        </w:tc>
+        <w:tc>
+          <w:tcPr>
+            <w:tcW w:type="dxa" w:w="1531"/>
+          </w:tcPr>
+          <w:p>
+            <w:r>
+              <w:rPr>
+                <w:b/>
+                <w:i w:val="0"/>
+                <w:color w:val="16A34A"/>
+                <w:sz w:val="16"/>
+              </w:rPr>
+              <w:t>—</w:t>
+            </w:r>
+          </w:p>
+        </w:tc>
+        <w:tc>
+          <w:tcPr>
+            <w:tcW w:type="dxa" w:w="1191"/>
+          </w:tcPr>
+          <w:p>
+            <w:r>
+              <w:rPr>
+                <w:b w:val="0"/>
+                <w:i w:val="0"/>
+                <w:color w:val="64748B"/>
+                <w:sz w:val="16"/>
+              </w:rPr>
+              <w:t>GT-CQ</w:t>
+            </w:r>
+          </w:p>
+        </w:tc>
+        <w:tc>
+          <w:tcPr>
+            <w:tcW w:type="dxa" w:w="4706"/>
+          </w:tcPr>
+          <w:p>
+            <w:r>
+              <w:rPr>
+                <w:b w:val="0"/>
+                <w:i w:val="0"/>
+                <w:sz w:val="17"/>
+              </w:rPr>
+              <w:t>Attention ! La dépense du répas pris à l'extérieur de Ndeye awa diop (3100 Fcfa) au cours de 7 derniers jours est relativement élevé.</w:t>
+            </w:r>
+          </w:p>
+        </w:tc>
+      </w:tr>
+      <w:tr>
+        <w:tc>
+          <w:tcPr>
+            <w:tcW w:type="dxa" w:w="964"/>
+          </w:tcPr>
+          <w:p>
+            <w:r>
+              <w:rPr>
+                <w:b/>
+                <w:i w:val="0"/>
+                <w:color w:val="EA580C"/>
+                <w:sz w:val="16"/>
+              </w:rPr>
+              <w:t>Moyenne</w:t>
+            </w:r>
+          </w:p>
+        </w:tc>
+        <w:tc>
+          <w:tcPr>
+            <w:tcW w:type="dxa" w:w="1247"/>
+          </w:tcPr>
+          <w:p>
+            <w:r>
+              <w:rPr>
+                <w:b/>
+                <w:i w:val="0"/>
+                <w:sz w:val="16"/>
+              </w:rPr>
+              <w:t>S07</w:t>
+              <w:br/>
+            </w:r>
+            <w:r>
+              <w:rPr>
+                <w:b w:val="0"/>
+                <w:i w:val="0"/>
+                <w:color w:val="64748B"/>
+                <w:sz w:val="14"/>
+              </w:rPr>
+              <w:t>Consommation alimentaire</w:t>
+            </w:r>
+          </w:p>
+        </w:tc>
+        <w:tc>
+          <w:tcPr>
+            <w:tcW w:type="dxa" w:w="1531"/>
+          </w:tcPr>
+          <w:p>
+            <w:r>
+              <w:rPr>
+                <w:b/>
+                <w:i w:val="0"/>
+                <w:color w:val="16A34A"/>
+                <w:sz w:val="16"/>
+              </w:rPr>
+              <w:t>—</w:t>
+            </w:r>
+          </w:p>
+        </w:tc>
+        <w:tc>
+          <w:tcPr>
+            <w:tcW w:type="dxa" w:w="1191"/>
+          </w:tcPr>
+          <w:p>
+            <w:r>
+              <w:rPr>
+                <w:b w:val="0"/>
+                <w:i w:val="0"/>
+                <w:color w:val="64748B"/>
+                <w:sz w:val="16"/>
+              </w:rPr>
+              <w:t>GT-CQ</w:t>
+            </w:r>
+          </w:p>
+        </w:tc>
+        <w:tc>
+          <w:tcPr>
+            <w:tcW w:type="dxa" w:w="4706"/>
+          </w:tcPr>
+          <w:p>
+            <w:r>
+              <w:rPr>
+                <w:b w:val="0"/>
+                <w:i w:val="0"/>
+                <w:sz w:val="17"/>
+              </w:rPr>
+              <w:t>Attention ! La dépense du répas pris à l'extérieur de Ndeye penda diop (3750 Fcfa) au cours de 7 derniers jours est relativement élevé.</w:t>
+            </w:r>
+          </w:p>
+        </w:tc>
+      </w:tr>
+      <w:tr>
+        <w:tc>
+          <w:tcPr>
+            <w:tcW w:type="dxa" w:w="964"/>
+          </w:tcPr>
+          <w:p>
+            <w:r>
+              <w:rPr>
+                <w:b/>
+                <w:i w:val="0"/>
+                <w:color w:val="EA580C"/>
+                <w:sz w:val="16"/>
+              </w:rPr>
+              <w:t>Moyenne</w:t>
+            </w:r>
+          </w:p>
+        </w:tc>
+        <w:tc>
+          <w:tcPr>
+            <w:tcW w:type="dxa" w:w="1247"/>
+          </w:tcPr>
+          <w:p>
+            <w:r>
+              <w:rPr>
+                <w:b/>
+                <w:i w:val="0"/>
+                <w:sz w:val="16"/>
+              </w:rPr>
+              <w:t>S07</w:t>
+              <w:br/>
+            </w:r>
+            <w:r>
+              <w:rPr>
+                <w:b w:val="0"/>
+                <w:i w:val="0"/>
+                <w:color w:val="64748B"/>
+                <w:sz w:val="14"/>
+              </w:rPr>
+              <w:t>Consommation alimentaire</w:t>
+            </w:r>
+          </w:p>
+        </w:tc>
+        <w:tc>
+          <w:tcPr>
+            <w:tcW w:type="dxa" w:w="1531"/>
+          </w:tcPr>
+          <w:p>
+            <w:r>
+              <w:rPr>
+                <w:b/>
+                <w:i w:val="0"/>
+                <w:color w:val="16A34A"/>
+                <w:sz w:val="16"/>
+              </w:rPr>
+              <w:t>—</w:t>
+            </w:r>
+          </w:p>
+        </w:tc>
+        <w:tc>
+          <w:tcPr>
+            <w:tcW w:type="dxa" w:w="1191"/>
+          </w:tcPr>
+          <w:p>
+            <w:r>
+              <w:rPr>
+                <w:b w:val="0"/>
+                <w:i w:val="0"/>
+                <w:color w:val="64748B"/>
+                <w:sz w:val="16"/>
+              </w:rPr>
+              <w:t>GT-CQ</w:t>
+            </w:r>
+          </w:p>
+        </w:tc>
+        <w:tc>
+          <w:tcPr>
+            <w:tcW w:type="dxa" w:w="4706"/>
+          </w:tcPr>
+          <w:p>
+            <w:r>
+              <w:rPr>
+                <w:b w:val="0"/>
+                <w:i w:val="0"/>
+                <w:sz w:val="17"/>
+              </w:rPr>
+              <w:t>Attention ! La dépense du répas pris à l'extérieur de Tacko diop (4250 Fcfa) au cours de 7 derniers jours est relativement élevé.</w:t>
+            </w:r>
+          </w:p>
+        </w:tc>
+      </w:tr>
+      <w:tr>
+        <w:tc>
+          <w:tcPr>
+            <w:tcW w:type="dxa" w:w="964"/>
+          </w:tcPr>
+          <w:p>
+            <w:r>
+              <w:rPr>
+                <w:b/>
+                <w:i w:val="0"/>
+                <w:color w:val="EA580C"/>
+                <w:sz w:val="16"/>
+              </w:rPr>
+              <w:t>Moyenne</w:t>
+            </w:r>
+          </w:p>
+        </w:tc>
+        <w:tc>
+          <w:tcPr>
+            <w:tcW w:type="dxa" w:w="1247"/>
+          </w:tcPr>
+          <w:p>
+            <w:r>
+              <w:rPr>
+                <w:b/>
+                <w:i w:val="0"/>
+                <w:sz w:val="16"/>
+              </w:rPr>
+              <w:t>S07</w:t>
+              <w:br/>
+            </w:r>
+            <w:r>
+              <w:rPr>
+                <w:b w:val="0"/>
+                <w:i w:val="0"/>
+                <w:color w:val="64748B"/>
+                <w:sz w:val="14"/>
+              </w:rPr>
+              <w:t>Consommation alimentaire</w:t>
+            </w:r>
+          </w:p>
+        </w:tc>
+        <w:tc>
+          <w:tcPr>
+            <w:tcW w:type="dxa" w:w="1531"/>
+          </w:tcPr>
+          <w:p>
+            <w:r>
+              <w:rPr>
+                <w:b/>
+                <w:i w:val="0"/>
+                <w:color w:val="16A34A"/>
+                <w:sz w:val="16"/>
+              </w:rPr>
+              <w:t>—</w:t>
+            </w:r>
+          </w:p>
+        </w:tc>
+        <w:tc>
+          <w:tcPr>
+            <w:tcW w:type="dxa" w:w="1191"/>
+          </w:tcPr>
+          <w:p>
+            <w:r>
+              <w:rPr>
+                <w:b w:val="0"/>
+                <w:i w:val="0"/>
+                <w:color w:val="64748B"/>
+                <w:sz w:val="16"/>
+              </w:rPr>
+              <w:t>GT-CQ</w:t>
+            </w:r>
+          </w:p>
+        </w:tc>
+        <w:tc>
+          <w:tcPr>
+            <w:tcW w:type="dxa" w:w="4706"/>
+          </w:tcPr>
+          <w:p>
+            <w:r>
+              <w:rPr>
+                <w:b w:val="0"/>
+                <w:i w:val="0"/>
+                <w:sz w:val="17"/>
+              </w:rPr>
+              <w:t>Attention ! Le prix unitaire d'achat (1000 Fcfa) de Huile de soja en Litre (taille unique) est relativement faible par rapport aux autres prix observés dans cette zone.</w:t>
+            </w:r>
+          </w:p>
+        </w:tc>
+      </w:tr>
+      <w:tr>
+        <w:tc>
+          <w:tcPr>
+            <w:tcW w:type="dxa" w:w="964"/>
+          </w:tcPr>
+          <w:p>
+            <w:r>
+              <w:rPr>
+                <w:b/>
+                <w:i w:val="0"/>
+                <w:color w:val="EA580C"/>
+                <w:sz w:val="16"/>
+              </w:rPr>
+              <w:t>Moyenne</w:t>
+            </w:r>
+          </w:p>
+        </w:tc>
+        <w:tc>
+          <w:tcPr>
+            <w:tcW w:type="dxa" w:w="1247"/>
+          </w:tcPr>
+          <w:p>
+            <w:r>
+              <w:rPr>
+                <w:b/>
+                <w:i w:val="0"/>
+                <w:sz w:val="16"/>
+              </w:rPr>
+              <w:t>S07</w:t>
+              <w:br/>
+            </w:r>
+            <w:r>
+              <w:rPr>
+                <w:b w:val="0"/>
+                <w:i w:val="0"/>
+                <w:color w:val="64748B"/>
+                <w:sz w:val="14"/>
+              </w:rPr>
+              <w:t>Consommation alimentaire</w:t>
+            </w:r>
+          </w:p>
+        </w:tc>
+        <w:tc>
+          <w:tcPr>
+            <w:tcW w:type="dxa" w:w="1531"/>
+          </w:tcPr>
+          <w:p>
+            <w:r>
+              <w:rPr>
+                <w:b/>
+                <w:i w:val="0"/>
+                <w:color w:val="16A34A"/>
+                <w:sz w:val="16"/>
+              </w:rPr>
+              <w:t>—</w:t>
+            </w:r>
+          </w:p>
+        </w:tc>
+        <w:tc>
+          <w:tcPr>
+            <w:tcW w:type="dxa" w:w="1191"/>
+          </w:tcPr>
+          <w:p>
+            <w:r>
+              <w:rPr>
+                <w:b w:val="0"/>
+                <w:i w:val="0"/>
+                <w:color w:val="64748B"/>
+                <w:sz w:val="16"/>
+              </w:rPr>
+              <w:t>GT-CQ</w:t>
+            </w:r>
+          </w:p>
+        </w:tc>
+        <w:tc>
+          <w:tcPr>
+            <w:tcW w:type="dxa" w:w="4706"/>
+          </w:tcPr>
+          <w:p>
+            <w:r>
+              <w:rPr>
+                <w:b w:val="0"/>
+                <w:i w:val="0"/>
+                <w:sz w:val="17"/>
+              </w:rPr>
+              <w:t>Prière de corriger ou de confirmer avec le QG.</w:t>
+            </w:r>
+          </w:p>
+        </w:tc>
+      </w:tr>
+      <w:tr>
+        <w:tc>
+          <w:tcPr>
+            <w:tcW w:type="dxa" w:w="964"/>
+          </w:tcPr>
+          <w:p>
+            <w:r>
+              <w:rPr>
+                <w:b/>
+                <w:i w:val="0"/>
+                <w:color w:val="EA580C"/>
+                <w:sz w:val="16"/>
+              </w:rPr>
+              <w:t>Moyenne</w:t>
+            </w:r>
+          </w:p>
+        </w:tc>
+        <w:tc>
+          <w:tcPr>
+            <w:tcW w:type="dxa" w:w="1247"/>
+          </w:tcPr>
+          <w:p>
+            <w:r>
+              <w:rPr>
+                <w:b/>
+                <w:i w:val="0"/>
+                <w:sz w:val="16"/>
+              </w:rPr>
+              <w:t>S09</w:t>
+              <w:br/>
+            </w:r>
+            <w:r>
+              <w:rPr>
+                <w:b w:val="0"/>
+                <w:i w:val="0"/>
+                <w:color w:val="64748B"/>
+                <w:sz w:val="14"/>
+              </w:rPr>
+              <w:t>Dépenses non alimentaires</w:t>
+            </w:r>
+          </w:p>
+        </w:tc>
+        <w:tc>
+          <w:tcPr>
+            <w:tcW w:type="dxa" w:w="1531"/>
+          </w:tcPr>
+          <w:p>
+            <w:r>
+              <w:rPr>
+                <w:b/>
+                <w:i w:val="0"/>
+                <w:color w:val="16A34A"/>
+                <w:sz w:val="16"/>
+              </w:rPr>
+              <w:t>—</w:t>
+            </w:r>
+          </w:p>
+        </w:tc>
+        <w:tc>
+          <w:tcPr>
+            <w:tcW w:type="dxa" w:w="1191"/>
+          </w:tcPr>
+          <w:p>
+            <w:r>
+              <w:rPr>
+                <w:b w:val="0"/>
+                <w:i w:val="0"/>
+                <w:color w:val="64748B"/>
+                <w:sz w:val="16"/>
+              </w:rPr>
+              <w:t>GT-CQ</w:t>
+            </w:r>
+          </w:p>
+        </w:tc>
+        <w:tc>
+          <w:tcPr>
+            <w:tcW w:type="dxa" w:w="4706"/>
+          </w:tcPr>
+          <w:p>
+            <w:r>
+              <w:rPr>
+                <w:b w:val="0"/>
+                <w:i w:val="0"/>
+                <w:sz w:val="17"/>
+              </w:rPr>
+              <w:t>Attention ! La dépense du ménage de IBRAHIMA DIOP (250 Fcfa) au cours de 30 derniers jours de Frais de mouture des céréales est relativement élevé.</w:t>
+            </w:r>
+          </w:p>
+        </w:tc>
+      </w:tr>
+      <w:tr>
+        <w:tc>
+          <w:tcPr>
+            <w:tcW w:type="dxa" w:w="964"/>
+          </w:tcPr>
+          <w:p>
+            <w:r>
+              <w:rPr>
+                <w:b/>
+                <w:i w:val="0"/>
+                <w:color w:val="EA580C"/>
+                <w:sz w:val="16"/>
+              </w:rPr>
+              <w:t>Moyenne</w:t>
+            </w:r>
+          </w:p>
+        </w:tc>
+        <w:tc>
+          <w:tcPr>
+            <w:tcW w:type="dxa" w:w="1247"/>
+          </w:tcPr>
+          <w:p>
+            <w:r>
+              <w:rPr>
+                <w:b/>
+                <w:i w:val="0"/>
+                <w:sz w:val="16"/>
+              </w:rPr>
+              <w:t>S09</w:t>
+              <w:br/>
+            </w:r>
+            <w:r>
+              <w:rPr>
+                <w:b w:val="0"/>
+                <w:i w:val="0"/>
+                <w:color w:val="64748B"/>
+                <w:sz w:val="14"/>
+              </w:rPr>
+              <w:t>Dépenses non alimentaires</w:t>
+            </w:r>
+          </w:p>
+        </w:tc>
+        <w:tc>
+          <w:tcPr>
+            <w:tcW w:type="dxa" w:w="1531"/>
+          </w:tcPr>
+          <w:p>
+            <w:r>
+              <w:rPr>
+                <w:b/>
+                <w:i w:val="0"/>
+                <w:color w:val="16A34A"/>
+                <w:sz w:val="16"/>
+              </w:rPr>
+              <w:t>—</w:t>
+            </w:r>
+          </w:p>
+        </w:tc>
+        <w:tc>
+          <w:tcPr>
+            <w:tcW w:type="dxa" w:w="1191"/>
+          </w:tcPr>
+          <w:p>
+            <w:r>
+              <w:rPr>
+                <w:b w:val="0"/>
+                <w:i w:val="0"/>
+                <w:color w:val="64748B"/>
+                <w:sz w:val="16"/>
+              </w:rPr>
+              <w:t>GT-CQ</w:t>
+            </w:r>
+          </w:p>
+        </w:tc>
+        <w:tc>
+          <w:tcPr>
+            <w:tcW w:type="dxa" w:w="4706"/>
+          </w:tcPr>
+          <w:p>
+            <w:r>
+              <w:rPr>
+                <w:b w:val="0"/>
+                <w:i w:val="0"/>
+                <w:sz w:val="17"/>
+              </w:rPr>
+              <w:t>Prière de corriger ou de confirmer avec le QG.</w:t>
+            </w:r>
+          </w:p>
+        </w:tc>
+      </w:tr>
+      <w:tr>
+        <w:tc>
+          <w:tcPr>
+            <w:tcW w:type="dxa" w:w="964"/>
+          </w:tcPr>
+          <w:p>
+            <w:r>
+              <w:rPr>
+                <w:b/>
+                <w:i w:val="0"/>
+                <w:color w:val="EA580C"/>
+                <w:sz w:val="16"/>
+              </w:rPr>
+              <w:t>Moyenne</w:t>
+            </w:r>
+          </w:p>
+        </w:tc>
+        <w:tc>
+          <w:tcPr>
+            <w:tcW w:type="dxa" w:w="1247"/>
+          </w:tcPr>
+          <w:p>
+            <w:r>
+              <w:rPr>
+                <w:b/>
+                <w:i w:val="0"/>
+                <w:sz w:val="16"/>
+              </w:rPr>
+              <w:t>S10</w:t>
+              <w:br/>
+            </w:r>
+            <w:r>
+              <w:rPr>
+                <w:b w:val="0"/>
+                <w:i w:val="0"/>
+                <w:color w:val="64748B"/>
+                <w:sz w:val="14"/>
+              </w:rPr>
+              <w:t>Logement</w:t>
+            </w:r>
+          </w:p>
+        </w:tc>
+        <w:tc>
+          <w:tcPr>
+            <w:tcW w:type="dxa" w:w="1531"/>
+          </w:tcPr>
+          <w:p>
+            <w:r>
+              <w:rPr>
+                <w:b/>
+                <w:i w:val="0"/>
+                <w:color w:val="16A34A"/>
+                <w:sz w:val="16"/>
+              </w:rPr>
+              <w:t>s00q07a, s00q08, s00q10, s00q13_0, s00q15_0, s00q17_0, s00q23a, s00q23b</w:t>
+            </w:r>
+          </w:p>
+        </w:tc>
+        <w:tc>
+          <w:tcPr>
+            <w:tcW w:type="dxa" w:w="1191"/>
+          </w:tcPr>
+          <w:p>
+            <w:r>
+              <w:rPr>
+                <w:b w:val="0"/>
+                <w:i w:val="0"/>
+                <w:color w:val="64748B"/>
+                <w:sz w:val="16"/>
+              </w:rPr>
+              <w:t>GT-CQ</w:t>
+            </w:r>
+          </w:p>
+        </w:tc>
+        <w:tc>
+          <w:tcPr>
+            <w:tcW w:type="dxa" w:w="4706"/>
+          </w:tcPr>
+          <w:p>
+            <w:r>
+              <w:rPr>
+                <w:b w:val="0"/>
+                <w:i w:val="0"/>
+                <w:sz w:val="17"/>
+              </w:rPr>
+              <w:t>Le noms de l'entreprise  ne doit pas contenir de chiffre et doit être bien renseigné, prière de bien renseigné .</w:t>
+            </w:r>
+          </w:p>
+        </w:tc>
+      </w:tr>
+      <w:tr>
+        <w:tc>
+          <w:tcPr>
+            <w:tcW w:type="dxa" w:w="964"/>
+          </w:tcPr>
+          <w:p>
+            <w:r>
+              <w:rPr>
+                <w:b/>
+                <w:i w:val="0"/>
+                <w:color w:val="EA580C"/>
+                <w:sz w:val="16"/>
+              </w:rPr>
+              <w:t>Moyenne</w:t>
+            </w:r>
+          </w:p>
+        </w:tc>
+        <w:tc>
+          <w:tcPr>
+            <w:tcW w:type="dxa" w:w="1247"/>
+          </w:tcPr>
+          <w:p>
+            <w:r>
+              <w:rPr>
+                <w:b/>
+                <w:i w:val="0"/>
+                <w:sz w:val="16"/>
+              </w:rPr>
+              <w:t>S10</w:t>
+              <w:br/>
+            </w:r>
+            <w:r>
+              <w:rPr>
+                <w:b w:val="0"/>
+                <w:i w:val="0"/>
+                <w:color w:val="64748B"/>
+                <w:sz w:val="14"/>
+              </w:rPr>
+              <w:t>Logement</w:t>
+            </w:r>
+          </w:p>
+        </w:tc>
+        <w:tc>
+          <w:tcPr>
+            <w:tcW w:type="dxa" w:w="1531"/>
+          </w:tcPr>
+          <w:p>
+            <w:r>
+              <w:rPr>
+                <w:b/>
+                <w:i w:val="0"/>
+                <w:color w:val="16A34A"/>
+                <w:sz w:val="16"/>
+              </w:rPr>
+              <w:t>s10q10</w:t>
+            </w:r>
+          </w:p>
+        </w:tc>
+        <w:tc>
+          <w:tcPr>
+            <w:tcW w:type="dxa" w:w="1191"/>
+          </w:tcPr>
+          <w:p>
+            <w:r>
+              <w:rPr>
+                <w:b w:val="0"/>
+                <w:i w:val="0"/>
+                <w:color w:val="64748B"/>
+                <w:sz w:val="16"/>
+              </w:rPr>
+              <w:t>Natif SuSo</w:t>
+            </w:r>
+          </w:p>
+        </w:tc>
+        <w:tc>
+          <w:tcPr>
+            <w:tcW w:type="dxa" w:w="4706"/>
+          </w:tcPr>
+          <w:p>
+            <w:r>
+              <w:rPr>
+                <w:b w:val="0"/>
+                <w:i w:val="0"/>
+                <w:sz w:val="17"/>
+              </w:rPr>
+              <w:t>Attention : Le ménage est sensé avoir une entreprise non agricole. Veuillez revérifier</w:t>
+            </w:r>
+          </w:p>
+        </w:tc>
+      </w:tr>
+      <w:tr>
+        <w:tc>
+          <w:tcPr>
+            <w:tcW w:type="dxa" w:w="964"/>
+          </w:tcPr>
+          <w:p>
+            <w:r>
+              <w:rPr>
+                <w:b/>
+                <w:i w:val="0"/>
+                <w:color w:val="EA580C"/>
+                <w:sz w:val="16"/>
+              </w:rPr>
+              <w:t>Moyenne</w:t>
+            </w:r>
+          </w:p>
+        </w:tc>
+        <w:tc>
+          <w:tcPr>
+            <w:tcW w:type="dxa" w:w="1247"/>
+          </w:tcPr>
+          <w:p>
+            <w:r>
+              <w:rPr>
+                <w:b/>
+                <w:i w:val="0"/>
+                <w:sz w:val="16"/>
+              </w:rPr>
+              <w:t>S10</w:t>
+              <w:br/>
+            </w:r>
+            <w:r>
+              <w:rPr>
+                <w:b w:val="0"/>
+                <w:i w:val="0"/>
+                <w:color w:val="64748B"/>
+                <w:sz w:val="14"/>
+              </w:rPr>
+              <w:t>Logement</w:t>
+            </w:r>
+          </w:p>
+        </w:tc>
+        <w:tc>
+          <w:tcPr>
+            <w:tcW w:type="dxa" w:w="1531"/>
+          </w:tcPr>
+          <w:p>
+            <w:r>
+              <w:rPr>
+                <w:b/>
+                <w:i w:val="0"/>
+                <w:color w:val="16A34A"/>
+                <w:sz w:val="16"/>
+              </w:rPr>
+              <w:t>s10q10, s04q46, s04q14, s10q02</w:t>
+            </w:r>
+          </w:p>
+        </w:tc>
+        <w:tc>
+          <w:tcPr>
+            <w:tcW w:type="dxa" w:w="1191"/>
+          </w:tcPr>
+          <w:p>
+            <w:r>
+              <w:rPr>
+                <w:b w:val="0"/>
+                <w:i w:val="0"/>
+                <w:color w:val="64748B"/>
+                <w:sz w:val="16"/>
+              </w:rPr>
+              <w:t>Natif SuSo</w:t>
+            </w:r>
+          </w:p>
+        </w:tc>
+        <w:tc>
+          <w:tcPr>
+            <w:tcW w:type="dxa" w:w="4706"/>
+          </w:tcPr>
+          <w:p>
+            <w:r>
+              <w:rPr>
+                <w:b w:val="0"/>
+                <w:i w:val="0"/>
+                <w:sz w:val="17"/>
+              </w:rPr>
+              <w:t>Erreur! Un membre a la catégorie socio-professionelle de contribuer à une entreprise familiale (s04q46 == 9 ou s04q14==1) mais sans que le ménage ait une entreprise (s10q02 à s10q10). Vérifier</w:t>
+            </w:r>
+          </w:p>
+        </w:tc>
+      </w:tr>
+      <w:tr>
+        <w:tc>
+          <w:tcPr>
+            <w:tcW w:type="dxa" w:w="964"/>
+          </w:tcPr>
+          <w:p>
+            <w:r>
+              <w:rPr>
+                <w:b/>
+                <w:i w:val="0"/>
+                <w:color w:val="EA580C"/>
+                <w:sz w:val="16"/>
+              </w:rPr>
+              <w:t>Moyenne</w:t>
+            </w:r>
+          </w:p>
+        </w:tc>
+        <w:tc>
+          <w:tcPr>
+            <w:tcW w:type="dxa" w:w="1247"/>
+          </w:tcPr>
+          <w:p>
+            <w:r>
+              <w:rPr>
+                <w:b/>
+                <w:i w:val="0"/>
+                <w:sz w:val="16"/>
+              </w:rPr>
+              <w:t>S11</w:t>
+              <w:br/>
+            </w:r>
+            <w:r>
+              <w:rPr>
+                <w:b w:val="0"/>
+                <w:i w:val="0"/>
+                <w:color w:val="64748B"/>
+                <w:sz w:val="14"/>
+              </w:rPr>
+              <w:t>Logement / cadre de vie</w:t>
+            </w:r>
+          </w:p>
+        </w:tc>
+        <w:tc>
+          <w:tcPr>
+            <w:tcW w:type="dxa" w:w="1531"/>
+          </w:tcPr>
+          <w:p>
+            <w:r>
+              <w:rPr>
+                <w:b/>
+                <w:i w:val="0"/>
+                <w:color w:val="16A34A"/>
+                <w:sz w:val="16"/>
+              </w:rPr>
+              <w:t>—</w:t>
+            </w:r>
+          </w:p>
+        </w:tc>
+        <w:tc>
+          <w:tcPr>
+            <w:tcW w:type="dxa" w:w="1191"/>
+          </w:tcPr>
+          <w:p>
+            <w:r>
+              <w:rPr>
+                <w:b w:val="0"/>
+                <w:i w:val="0"/>
+                <w:color w:val="64748B"/>
+                <w:sz w:val="16"/>
+              </w:rPr>
+              <w:t>GT-CQ</w:t>
+            </w:r>
+          </w:p>
+        </w:tc>
+        <w:tc>
+          <w:tcPr>
+            <w:tcW w:type="dxa" w:w="4706"/>
+          </w:tcPr>
+          <w:p>
+            <w:r>
+              <w:rPr>
+                <w:b w:val="0"/>
+                <w:i w:val="0"/>
+                <w:sz w:val="17"/>
+              </w:rPr>
+              <w:t>Attention!!! Les ménages vivants dans un(e) Maison Basse à SAINT-LOUIS Urbain ont généralement comme principal matériau du toit le/la Dalle en ciment, mais celui du ménage de IBRAHIMA DIOP (Tôles) diffère de celui-ci.</w:t>
+            </w:r>
+          </w:p>
+        </w:tc>
+      </w:tr>
+      <w:tr>
+        <w:tc>
+          <w:tcPr>
+            <w:tcW w:type="dxa" w:w="964"/>
+          </w:tcPr>
+          <w:p>
+            <w:r>
+              <w:rPr>
+                <w:b/>
+                <w:i w:val="0"/>
+                <w:color w:val="EA580C"/>
+                <w:sz w:val="16"/>
+              </w:rPr>
+              <w:t>Moyenne</w:t>
+            </w:r>
+          </w:p>
+        </w:tc>
+        <w:tc>
+          <w:tcPr>
+            <w:tcW w:type="dxa" w:w="1247"/>
+          </w:tcPr>
+          <w:p>
+            <w:r>
+              <w:rPr>
+                <w:b/>
+                <w:i w:val="0"/>
+                <w:sz w:val="16"/>
+              </w:rPr>
+              <w:t>S11</w:t>
+              <w:br/>
+            </w:r>
+            <w:r>
+              <w:rPr>
+                <w:b w:val="0"/>
+                <w:i w:val="0"/>
+                <w:color w:val="64748B"/>
+                <w:sz w:val="14"/>
+              </w:rPr>
+              <w:t>Logement / cadre de vie</w:t>
+            </w:r>
+          </w:p>
+        </w:tc>
+        <w:tc>
+          <w:tcPr>
+            <w:tcW w:type="dxa" w:w="1531"/>
+          </w:tcPr>
+          <w:p>
+            <w:r>
+              <w:rPr>
+                <w:b/>
+                <w:i w:val="0"/>
+                <w:color w:val="16A34A"/>
+                <w:sz w:val="16"/>
+              </w:rPr>
+              <w:t>—</w:t>
+            </w:r>
+          </w:p>
+        </w:tc>
+        <w:tc>
+          <w:tcPr>
+            <w:tcW w:type="dxa" w:w="1191"/>
+          </w:tcPr>
+          <w:p>
+            <w:r>
+              <w:rPr>
+                <w:b w:val="0"/>
+                <w:i w:val="0"/>
+                <w:color w:val="64748B"/>
+                <w:sz w:val="16"/>
+              </w:rPr>
+              <w:t>GT-CQ</w:t>
+            </w:r>
+          </w:p>
+        </w:tc>
+        <w:tc>
+          <w:tcPr>
+            <w:tcW w:type="dxa" w:w="4706"/>
+          </w:tcPr>
+          <w:p>
+            <w:r>
+              <w:rPr>
+                <w:b w:val="0"/>
+                <w:i w:val="0"/>
+                <w:sz w:val="17"/>
+              </w:rPr>
+              <w:t>Prière de vérifier pour être sûr que vous avez choisi les bonnes modalités des questions 11.01 et 11.19.</w:t>
+            </w:r>
+          </w:p>
+        </w:tc>
+      </w:tr>
+      <w:tr>
+        <w:tc>
+          <w:tcPr>
+            <w:tcW w:type="dxa" w:w="964"/>
+          </w:tcPr>
+          <w:p>
+            <w:r>
+              <w:rPr>
+                <w:b/>
+                <w:i w:val="0"/>
+                <w:color w:val="EA580C"/>
+                <w:sz w:val="16"/>
+              </w:rPr>
+              <w:t>Moyenne</w:t>
+            </w:r>
+          </w:p>
+        </w:tc>
+        <w:tc>
+          <w:tcPr>
+            <w:tcW w:type="dxa" w:w="1247"/>
+          </w:tcPr>
+          <w:p>
+            <w:r>
+              <w:rPr>
+                <w:b/>
+                <w:i w:val="0"/>
+                <w:sz w:val="16"/>
+              </w:rPr>
+              <w:t>S11</w:t>
+              <w:br/>
+            </w:r>
+            <w:r>
+              <w:rPr>
+                <w:b w:val="0"/>
+                <w:i w:val="0"/>
+                <w:color w:val="64748B"/>
+                <w:sz w:val="14"/>
+              </w:rPr>
+              <w:t>Logement / cadre de vie</w:t>
+            </w:r>
+          </w:p>
+        </w:tc>
+        <w:tc>
+          <w:tcPr>
+            <w:tcW w:type="dxa" w:w="1531"/>
+          </w:tcPr>
+          <w:p>
+            <w:r>
+              <w:rPr>
+                <w:b/>
+                <w:i w:val="0"/>
+                <w:color w:val="16A34A"/>
+                <w:sz w:val="16"/>
+              </w:rPr>
+              <w:t>—</w:t>
+            </w:r>
+          </w:p>
+        </w:tc>
+        <w:tc>
+          <w:tcPr>
+            <w:tcW w:type="dxa" w:w="1191"/>
+          </w:tcPr>
+          <w:p>
+            <w:r>
+              <w:rPr>
+                <w:b w:val="0"/>
+                <w:i w:val="0"/>
+                <w:color w:val="64748B"/>
+                <w:sz w:val="16"/>
+              </w:rPr>
+              <w:t>GT-CQ</w:t>
+            </w:r>
+          </w:p>
+        </w:tc>
+        <w:tc>
+          <w:tcPr>
+            <w:tcW w:type="dxa" w:w="4706"/>
+          </w:tcPr>
+          <w:p>
+            <w:r>
+              <w:rPr>
+                <w:b w:val="0"/>
+                <w:i w:val="0"/>
+                <w:sz w:val="17"/>
+              </w:rPr>
+              <w:t>Merci de ne pas corriger si vous êtes sûr de celui donné par le ménage et observé par vous.</w:t>
+            </w:r>
+          </w:p>
+        </w:tc>
+      </w:tr>
+      <w:tr>
+        <w:tc>
+          <w:tcPr>
+            <w:tcW w:type="dxa" w:w="964"/>
+          </w:tcPr>
+          <w:p>
+            <w:r>
+              <w:rPr>
+                <w:b/>
+                <w:i w:val="0"/>
+                <w:color w:val="EA580C"/>
+                <w:sz w:val="16"/>
+              </w:rPr>
+              <w:t>Moyenne</w:t>
+            </w:r>
+          </w:p>
+        </w:tc>
+        <w:tc>
+          <w:tcPr>
+            <w:tcW w:type="dxa" w:w="1247"/>
+          </w:tcPr>
+          <w:p>
+            <w:r>
+              <w:rPr>
+                <w:b/>
+                <w:i w:val="0"/>
+                <w:sz w:val="16"/>
+              </w:rPr>
+              <w:t>S11</w:t>
+              <w:br/>
+            </w:r>
+            <w:r>
+              <w:rPr>
+                <w:b w:val="0"/>
+                <w:i w:val="0"/>
+                <w:color w:val="64748B"/>
+                <w:sz w:val="14"/>
+              </w:rPr>
+              <w:t>Logement / cadre de vie</w:t>
+            </w:r>
+          </w:p>
+        </w:tc>
+        <w:tc>
+          <w:tcPr>
+            <w:tcW w:type="dxa" w:w="1531"/>
+          </w:tcPr>
+          <w:p>
+            <w:r>
+              <w:rPr>
+                <w:b/>
+                <w:i w:val="0"/>
+                <w:color w:val="16A34A"/>
+                <w:sz w:val="16"/>
+              </w:rPr>
+              <w:t>—</w:t>
+            </w:r>
+          </w:p>
+        </w:tc>
+        <w:tc>
+          <w:tcPr>
+            <w:tcW w:type="dxa" w:w="1191"/>
+          </w:tcPr>
+          <w:p>
+            <w:r>
+              <w:rPr>
+                <w:b w:val="0"/>
+                <w:i w:val="0"/>
+                <w:color w:val="64748B"/>
+                <w:sz w:val="16"/>
+              </w:rPr>
+              <w:t>GT-CQ</w:t>
+            </w:r>
+          </w:p>
+        </w:tc>
+        <w:tc>
+          <w:tcPr>
+            <w:tcW w:type="dxa" w:w="4706"/>
+          </w:tcPr>
+          <w:p>
+            <w:r>
+              <w:rPr>
+                <w:b w:val="0"/>
+                <w:i w:val="0"/>
+                <w:sz w:val="17"/>
+              </w:rPr>
+              <w:t>Attention!!! Les ménages vivants dans un(e) Maison Basse à SAINT-LOUIS Urbain ont généralement comme principal matériau de revêtement du sol du logement le/la Ciment/Béton, mais celui du ménage de IBRAHIMA DIOP (Carreaux/Marbre) diffère de celui-ci.</w:t>
+            </w:r>
+          </w:p>
+        </w:tc>
+      </w:tr>
+      <w:tr>
+        <w:tc>
+          <w:tcPr>
+            <w:tcW w:type="dxa" w:w="964"/>
+          </w:tcPr>
+          <w:p>
+            <w:r>
+              <w:rPr>
+                <w:b/>
+                <w:i w:val="0"/>
+                <w:color w:val="EA580C"/>
+                <w:sz w:val="16"/>
+              </w:rPr>
+              <w:t>Moyenne</w:t>
+            </w:r>
+          </w:p>
+        </w:tc>
+        <w:tc>
+          <w:tcPr>
+            <w:tcW w:type="dxa" w:w="1247"/>
+          </w:tcPr>
+          <w:p>
+            <w:r>
+              <w:rPr>
+                <w:b/>
+                <w:i w:val="0"/>
+                <w:sz w:val="16"/>
+              </w:rPr>
+              <w:t>S16</w:t>
+              <w:br/>
+            </w:r>
+            <w:r>
+              <w:rPr>
+                <w:b w:val="0"/>
+                <w:i w:val="0"/>
+                <w:color w:val="64748B"/>
+                <w:sz w:val="14"/>
+              </w:rPr>
+              <w:t>Agriculture</w:t>
+            </w:r>
+          </w:p>
+        </w:tc>
+        <w:tc>
+          <w:tcPr>
+            <w:tcW w:type="dxa" w:w="1531"/>
+          </w:tcPr>
+          <w:p>
+            <w:r>
+              <w:rPr>
+                <w:b/>
+                <w:i w:val="0"/>
+                <w:color w:val="16A34A"/>
+                <w:sz w:val="16"/>
+              </w:rPr>
+              <w:t>s00q04, s01q41a, s02q12, s03q05, s03q08, s03q14, s06q12, s11q43</w:t>
+            </w:r>
+          </w:p>
+        </w:tc>
+        <w:tc>
+          <w:tcPr>
+            <w:tcW w:type="dxa" w:w="1191"/>
+          </w:tcPr>
+          <w:p>
+            <w:r>
+              <w:rPr>
+                <w:b w:val="0"/>
+                <w:i w:val="0"/>
+                <w:color w:val="64748B"/>
+                <w:sz w:val="16"/>
+              </w:rPr>
+              <w:t>GT-CQ</w:t>
+            </w:r>
+          </w:p>
+        </w:tc>
+        <w:tc>
+          <w:tcPr>
+            <w:tcW w:type="dxa" w:w="4706"/>
+          </w:tcPr>
+          <w:p>
+            <w:r>
+              <w:rPr>
+                <w:b w:val="0"/>
+                <w:i w:val="0"/>
+                <w:sz w:val="17"/>
+              </w:rPr>
+              <w:t>Il est probable d'avoir un agriculteur dans le ménage de IBRAHIMA DIOP, prière de reprendre la section agriculture du ménage IBRAHIMA DIOP.</w:t>
+            </w:r>
+          </w:p>
+        </w:tc>
+      </w:tr>
+      <w:tr>
+        <w:tc>
+          <w:tcPr>
+            <w:tcW w:type="dxa" w:w="964"/>
+          </w:tcPr>
+          <w:p>
+            <w:r>
+              <w:rPr>
+                <w:b/>
+                <w:i w:val="0"/>
+                <w:color w:val="EA580C"/>
+                <w:sz w:val="16"/>
+              </w:rPr>
+              <w:t>Moyenne</w:t>
+            </w:r>
+          </w:p>
+        </w:tc>
+        <w:tc>
+          <w:tcPr>
+            <w:tcW w:type="dxa" w:w="1247"/>
+          </w:tcPr>
+          <w:p>
+            <w:r>
+              <w:rPr>
+                <w:b/>
+                <w:i w:val="0"/>
+                <w:sz w:val="16"/>
+              </w:rPr>
+              <w:t>S16</w:t>
+              <w:br/>
+            </w:r>
+            <w:r>
+              <w:rPr>
+                <w:b w:val="0"/>
+                <w:i w:val="0"/>
+                <w:color w:val="64748B"/>
+                <w:sz w:val="14"/>
+              </w:rPr>
+              <w:t>Agriculture</w:t>
+            </w:r>
+          </w:p>
+        </w:tc>
+        <w:tc>
+          <w:tcPr>
+            <w:tcW w:type="dxa" w:w="1531"/>
+          </w:tcPr>
+          <w:p>
+            <w:r>
+              <w:rPr>
+                <w:b/>
+                <w:i w:val="0"/>
+                <w:color w:val="16A34A"/>
+                <w:sz w:val="16"/>
+              </w:rPr>
+              <w:t>s16aq00</w:t>
+            </w:r>
+          </w:p>
+        </w:tc>
+        <w:tc>
+          <w:tcPr>
+            <w:tcW w:type="dxa" w:w="1191"/>
+          </w:tcPr>
+          <w:p>
+            <w:r>
+              <w:rPr>
+                <w:b w:val="0"/>
+                <w:i w:val="0"/>
+                <w:color w:val="64748B"/>
+                <w:sz w:val="16"/>
+              </w:rPr>
+              <w:t>GT-CQ</w:t>
+            </w:r>
+          </w:p>
+        </w:tc>
+        <w:tc>
+          <w:tcPr>
+            <w:tcW w:type="dxa" w:w="4706"/>
+          </w:tcPr>
+          <w:p>
+            <w:r>
+              <w:rPr>
+                <w:b w:val="0"/>
+                <w:i w:val="0"/>
+                <w:sz w:val="17"/>
+              </w:rPr>
+              <w:t>Un membre dans ce ménage a été considéré comme agriculteur dans la section emploi mais aucune personne dans le ménage ne pratique de l'agriculture, prière de reprendre la section agriculture.</w:t>
+            </w:r>
+          </w:p>
+        </w:tc>
+      </w:tr>
+      <w:tr>
+        <w:tc>
+          <w:tcPr>
+            <w:tcW w:type="dxa" w:w="964"/>
+          </w:tcPr>
+          <w:p>
+            <w:r>
+              <w:rPr>
+                <w:b/>
+                <w:i w:val="0"/>
+                <w:color w:val="EA580C"/>
+                <w:sz w:val="16"/>
+              </w:rPr>
+              <w:t>Moyenne</w:t>
+            </w:r>
+          </w:p>
+        </w:tc>
+        <w:tc>
+          <w:tcPr>
+            <w:tcW w:type="dxa" w:w="1247"/>
+          </w:tcPr>
+          <w:p>
+            <w:r>
+              <w:rPr>
+                <w:b/>
+                <w:i w:val="0"/>
+                <w:sz w:val="16"/>
+              </w:rPr>
+              <w:t>S19</w:t>
+              <w:br/>
+            </w:r>
+            <w:r>
+              <w:rPr>
+                <w:b w:val="0"/>
+                <w:i w:val="0"/>
+                <w:color w:val="64748B"/>
+                <w:sz w:val="14"/>
+              </w:rPr>
+              <w:t>Entreprises non agricoles</w:t>
+            </w:r>
+          </w:p>
+        </w:tc>
+        <w:tc>
+          <w:tcPr>
+            <w:tcW w:type="dxa" w:w="1531"/>
+          </w:tcPr>
+          <w:p>
+            <w:r>
+              <w:rPr>
+                <w:b/>
+                <w:i w:val="0"/>
+                <w:color w:val="16A34A"/>
+                <w:sz w:val="16"/>
+              </w:rPr>
+              <w:t>—</w:t>
+            </w:r>
+          </w:p>
+        </w:tc>
+        <w:tc>
+          <w:tcPr>
+            <w:tcW w:type="dxa" w:w="1191"/>
+          </w:tcPr>
+          <w:p>
+            <w:r>
+              <w:rPr>
+                <w:b w:val="0"/>
+                <w:i w:val="0"/>
+                <w:color w:val="64748B"/>
+                <w:sz w:val="16"/>
+              </w:rPr>
+              <w:t>GT-CQ</w:t>
+            </w:r>
+          </w:p>
+        </w:tc>
+        <w:tc>
+          <w:tcPr>
+            <w:tcW w:type="dxa" w:w="4706"/>
+          </w:tcPr>
+          <w:p>
+            <w:r>
+              <w:rPr>
+                <w:b w:val="0"/>
+                <w:i w:val="0"/>
+                <w:sz w:val="17"/>
+              </w:rPr>
+              <w:t>Attention ! Filet maillant a été revendu à 8000 Fcfa qui est relativement élevé par rapport aux autres prix de revente observés dans cette zone.</w:t>
+            </w:r>
+          </w:p>
+        </w:tc>
+      </w:tr>
+      <w:tr>
+        <w:tc>
+          <w:tcPr>
+            <w:tcW w:type="dxa" w:w="964"/>
+          </w:tcPr>
+          <w:p>
+            <w:r>
+              <w:rPr>
+                <w:b/>
+                <w:i w:val="0"/>
+                <w:color w:val="EA580C"/>
+                <w:sz w:val="16"/>
+              </w:rPr>
+              <w:t>Moyenne</w:t>
+            </w:r>
+          </w:p>
+        </w:tc>
+        <w:tc>
+          <w:tcPr>
+            <w:tcW w:type="dxa" w:w="1247"/>
+          </w:tcPr>
+          <w:p>
+            <w:r>
+              <w:rPr>
+                <w:b/>
+                <w:i w:val="0"/>
+                <w:sz w:val="16"/>
+              </w:rPr>
+              <w:t>S19</w:t>
+              <w:br/>
+            </w:r>
+            <w:r>
+              <w:rPr>
+                <w:b w:val="0"/>
+                <w:i w:val="0"/>
+                <w:color w:val="64748B"/>
+                <w:sz w:val="14"/>
+              </w:rPr>
+              <w:t>Entreprises non agricoles</w:t>
+            </w:r>
+          </w:p>
+        </w:tc>
+        <w:tc>
+          <w:tcPr>
+            <w:tcW w:type="dxa" w:w="1531"/>
+          </w:tcPr>
+          <w:p>
+            <w:r>
+              <w:rPr>
+                <w:b/>
+                <w:i w:val="0"/>
+                <w:color w:val="16A34A"/>
+                <w:sz w:val="16"/>
+              </w:rPr>
+              <w:t>—</w:t>
+            </w:r>
+          </w:p>
+        </w:tc>
+        <w:tc>
+          <w:tcPr>
+            <w:tcW w:type="dxa" w:w="1191"/>
+          </w:tcPr>
+          <w:p>
+            <w:r>
+              <w:rPr>
+                <w:b w:val="0"/>
+                <w:i w:val="0"/>
+                <w:color w:val="64748B"/>
+                <w:sz w:val="16"/>
+              </w:rPr>
+              <w:t>GT-CQ</w:t>
+            </w:r>
+          </w:p>
+        </w:tc>
+        <w:tc>
+          <w:tcPr>
+            <w:tcW w:type="dxa" w:w="4706"/>
+          </w:tcPr>
+          <w:p>
+            <w:r>
+              <w:rPr>
+                <w:b w:val="0"/>
+                <w:i w:val="0"/>
+                <w:sz w:val="17"/>
+              </w:rPr>
+              <w:t>Prière de corriger ou de confirmer avec le QG.</w:t>
+            </w:r>
+          </w:p>
+        </w:tc>
+      </w:tr>
+      <w:tr>
+        <w:tc>
+          <w:tcPr>
+            <w:tcW w:type="dxa" w:w="964"/>
+          </w:tcPr>
+          <w:p>
+            <w:r>
+              <w:rPr>
+                <w:b/>
+                <w:i w:val="0"/>
+                <w:color w:val="EA580C"/>
+                <w:sz w:val="16"/>
+              </w:rPr>
+              <w:t>Moyenne</w:t>
+            </w:r>
+          </w:p>
+        </w:tc>
+        <w:tc>
+          <w:tcPr>
+            <w:tcW w:type="dxa" w:w="1247"/>
+          </w:tcPr>
+          <w:p>
+            <w:r>
+              <w:rPr>
+                <w:b/>
+                <w:i w:val="0"/>
+                <w:sz w:val="16"/>
+              </w:rPr>
+              <w:t>S20</w:t>
+              <w:br/>
+            </w:r>
+            <w:r>
+              <w:rPr>
+                <w:b w:val="0"/>
+                <w:i w:val="0"/>
+                <w:color w:val="64748B"/>
+                <w:sz w:val="14"/>
+              </w:rPr>
+              <w:t>Gouvernance / autres</w:t>
+            </w:r>
+          </w:p>
+        </w:tc>
+        <w:tc>
+          <w:tcPr>
+            <w:tcW w:type="dxa" w:w="1531"/>
+          </w:tcPr>
+          <w:p>
+            <w:r>
+              <w:rPr>
+                <w:b/>
+                <w:i w:val="0"/>
+                <w:color w:val="16A34A"/>
+                <w:sz w:val="16"/>
+              </w:rPr>
+              <w:t>—</w:t>
+            </w:r>
+          </w:p>
+        </w:tc>
+        <w:tc>
+          <w:tcPr>
+            <w:tcW w:type="dxa" w:w="1191"/>
+          </w:tcPr>
+          <w:p>
+            <w:r>
+              <w:rPr>
+                <w:b w:val="0"/>
+                <w:i w:val="0"/>
+                <w:color w:val="64748B"/>
+                <w:sz w:val="16"/>
+              </w:rPr>
+              <w:t>GT-CQ</w:t>
+            </w:r>
+          </w:p>
+        </w:tc>
+        <w:tc>
+          <w:tcPr>
+            <w:tcW w:type="dxa" w:w="4706"/>
+          </w:tcPr>
+          <w:p>
+            <w:r>
+              <w:rPr>
+                <w:b w:val="0"/>
+                <w:i w:val="0"/>
+                <w:sz w:val="17"/>
+              </w:rPr>
+              <w:t>Il est donc peu probable qu'il se déclare maintenant comme « Pauvre » ou « Très pauvre ».</w:t>
+            </w:r>
+          </w:p>
+        </w:tc>
+      </w:tr>
+      <w:tr>
+        <w:tc>
+          <w:tcPr>
+            <w:tcW w:type="dxa" w:w="964"/>
+          </w:tcPr>
+          <w:p>
+            <w:r>
+              <w:rPr>
+                <w:b/>
+                <w:i w:val="0"/>
+                <w:color w:val="EA580C"/>
+                <w:sz w:val="16"/>
+              </w:rPr>
+              <w:t>Moyenne</w:t>
+            </w:r>
+          </w:p>
+        </w:tc>
+        <w:tc>
+          <w:tcPr>
+            <w:tcW w:type="dxa" w:w="1247"/>
+          </w:tcPr>
+          <w:p>
+            <w:r>
+              <w:rPr>
+                <w:b/>
+                <w:i w:val="0"/>
+                <w:sz w:val="16"/>
+              </w:rPr>
+              <w:t>S20</w:t>
+              <w:br/>
+            </w:r>
+            <w:r>
+              <w:rPr>
+                <w:b w:val="0"/>
+                <w:i w:val="0"/>
+                <w:color w:val="64748B"/>
+                <w:sz w:val="14"/>
+              </w:rPr>
+              <w:t>Gouvernance / autres</w:t>
+            </w:r>
+          </w:p>
+        </w:tc>
+        <w:tc>
+          <w:tcPr>
+            <w:tcW w:type="dxa" w:w="1531"/>
+          </w:tcPr>
+          <w:p>
+            <w:r>
+              <w:rPr>
+                <w:b/>
+                <w:i w:val="0"/>
+                <w:color w:val="16A34A"/>
+                <w:sz w:val="16"/>
+              </w:rPr>
+              <w:t>—</w:t>
+            </w:r>
+          </w:p>
+        </w:tc>
+        <w:tc>
+          <w:tcPr>
+            <w:tcW w:type="dxa" w:w="1191"/>
+          </w:tcPr>
+          <w:p>
+            <w:r>
+              <w:rPr>
+                <w:b w:val="0"/>
+                <w:i w:val="0"/>
+                <w:color w:val="64748B"/>
+                <w:sz w:val="16"/>
+              </w:rPr>
+              <w:t>GT-CQ</w:t>
+            </w:r>
+          </w:p>
+        </w:tc>
+        <w:tc>
+          <w:tcPr>
+            <w:tcW w:type="dxa" w:w="4706"/>
+          </w:tcPr>
+          <w:p>
+            <w:r>
+              <w:rPr>
+                <w:b w:val="0"/>
+                <w:i w:val="0"/>
+                <w:sz w:val="17"/>
+              </w:rPr>
+              <w:t>Veuillez confirmer ces informations avec le QG ou apporter les corrections nécessaires.</w:t>
+            </w:r>
+          </w:p>
+        </w:tc>
+      </w:tr>
+      <w:tr>
+        <w:tc>
+          <w:tcPr>
+            <w:tcW w:type="dxa" w:w="964"/>
+          </w:tcPr>
+          <w:p>
+            <w:r>
+              <w:rPr>
+                <w:b/>
+                <w:i w:val="0"/>
+                <w:color w:val="CA8A04"/>
+                <w:sz w:val="16"/>
+              </w:rPr>
+              <w:t>Faible</w:t>
+            </w:r>
+          </w:p>
+        </w:tc>
+        <w:tc>
+          <w:tcPr>
+            <w:tcW w:type="dxa" w:w="1247"/>
+          </w:tcPr>
+          <w:p>
+            <w:r>
+              <w:rPr>
+                <w:b/>
+                <w:i w:val="0"/>
+                <w:sz w:val="16"/>
+              </w:rPr>
               <w:t>S01</w:t>
               <w:br/>
             </w:r>
@@ -3154,7 +5674,7 @@
                 <w:color w:val="16A34A"/>
                 <w:sz w:val="16"/>
               </w:rPr>
-              <w:t>—</w:t>
+              <w:t>s00q04, s01q41a, s01q00b</w:t>
             </w:r>
           </w:p>
         </w:tc>
@@ -3185,7 +5705,7 @@
                 <w:i w:val="0"/>
                 <w:sz w:val="17"/>
               </w:rPr>
-              <w:t>Prière de verifier l'information donnée par Ndeye penda diop ou corriger au niveau de la section 1.</w:t>
+              <w:t>Avertissement!!! IBRAHIMA DIOP a 63 ans et vit en milieu urbain dit n'avoir pas dépensé (0 Fcfa) ou reçu en cadeau pour les recharges internet ou de forfaits de données mobiles(hors appels vocaux) aucours des 30 derniers jours, prière de confirmer cette information auprès de l'enquêté ou confirmer avec le QG.</w:t>
             </w:r>
           </w:p>
         </w:tc>
@@ -3200,10 +5720,10 @@
               <w:rPr>
                 <w:b/>
                 <w:i w:val="0"/>
-                <w:color w:val="EA580C"/>
+                <w:color w:val="CA8A04"/>
                 <w:sz w:val="16"/>
               </w:rPr>
-              <w:t>Moyenne</w:t>
+              <w:t>Faible</w:t>
             </w:r>
           </w:p>
         </w:tc>
@@ -3244,7 +5764,7 @@
                 <w:color w:val="16A34A"/>
                 <w:sz w:val="16"/>
               </w:rPr>
-              <w:t>s01q10_1</w:t>
+              <w:t>s00q04, s01q41, s01q00b</w:t>
             </w:r>
           </w:p>
         </w:tc>
@@ -3275,7 +5795,7 @@
                 <w:i w:val="0"/>
                 <w:sz w:val="17"/>
               </w:rPr>
-              <w:t>La taille du ménage lors de l'enquête principale (7) de ce ménage est inférieur à la taille du denombrement (8), prière de fournir des explications concrètes ou aller revisiter le ménage.</w:t>
+              <w:t>Avertissement!!! Awa peul diop a 23 ans et vit en milieu urbain dit n'avoir pas dépensé (0 Fcfa) ou reçu en cadeau pour les cartes prépayées, les transferts de crédit et les abonnements, prière de confirmer cette information auprès de l'enquêté ou confirmer avec le QG.</w:t>
             </w:r>
           </w:p>
         </w:tc>
@@ -3290,10 +5810,10 @@
               <w:rPr>
                 <w:b/>
                 <w:i w:val="0"/>
-                <w:color w:val="EA580C"/>
+                <w:color w:val="CA8A04"/>
                 <w:sz w:val="16"/>
               </w:rPr>
-              <w:t>Moyenne</w:t>
+              <w:t>Faible</w:t>
             </w:r>
           </w:p>
         </w:tc>
@@ -3308,7 +5828,7 @@
                 <w:i w:val="0"/>
                 <w:sz w:val="16"/>
               </w:rPr>
-              <w:t>S02</w:t>
+              <w:t>S01</w:t>
               <w:br/>
             </w:r>
             <w:r>
@@ -3318,7 +5838,7 @@
                 <w:color w:val="64748B"/>
                 <w:sz w:val="14"/>
               </w:rPr>
-              <w:t>Éducation</w:t>
+              <w:t>Démographie</w:t>
             </w:r>
           </w:p>
         </w:tc>
@@ -3334,7 +5854,7 @@
                 <w:color w:val="16A34A"/>
                 <w:sz w:val="16"/>
               </w:rPr>
-              <w:t>—</w:t>
+              <w:t>s00q04, s01q41, s01q00b</w:t>
             </w:r>
           </w:p>
         </w:tc>
@@ -3365,7 +5885,7 @@
                 <w:i w:val="0"/>
                 <w:sz w:val="17"/>
               </w:rPr>
-              <w:t>Prière de vous adresser à Adama niang pour avoir l'année exacte.</w:t>
+              <w:t>Avertissement!!! Ndeye awa diop a 21 ans et vit en milieu urbain dit n'avoir pas dépensé (0 Fcfa) ou reçu en cadeau pour les cartes prépayées, les transferts de crédit et les abonnements, prière de confirmer cette information auprès de l'enquêté ou confirmer avec le QG.</w:t>
             </w:r>
           </w:p>
         </w:tc>
@@ -3380,10 +5900,10 @@
               <w:rPr>
                 <w:b/>
                 <w:i w:val="0"/>
-                <w:color w:val="EA580C"/>
+                <w:color w:val="CA8A04"/>
                 <w:sz w:val="16"/>
               </w:rPr>
-              <w:t>Moyenne</w:t>
+              <w:t>Faible</w:t>
             </w:r>
           </w:p>
         </w:tc>
@@ -3398,7 +5918,7 @@
                 <w:i w:val="0"/>
                 <w:sz w:val="16"/>
               </w:rPr>
-              <w:t>S02</w:t>
+              <w:t>S01</w:t>
               <w:br/>
             </w:r>
             <w:r>
@@ -3408,7 +5928,7 @@
                 <w:color w:val="64748B"/>
                 <w:sz w:val="14"/>
               </w:rPr>
-              <w:t>Éducation</w:t>
+              <w:t>Démographie</w:t>
             </w:r>
           </w:p>
         </w:tc>
@@ -3424,7 +5944,7 @@
                 <w:color w:val="16A34A"/>
                 <w:sz w:val="16"/>
               </w:rPr>
-              <w:t>—</w:t>
+              <w:t>s00q04, s01q41, s01q00b</w:t>
             </w:r>
           </w:p>
         </w:tc>
@@ -3455,7 +5975,7 @@
                 <w:i w:val="0"/>
                 <w:sz w:val="17"/>
               </w:rPr>
-              <w:t>Prière de vous adresser à Ndeye awa diop pour avoir l'année exacte.</w:t>
+              <w:t>Avertissement!!! Tacko diop a 19 ans et vit en milieu urbain dit n'avoir pas dépensé (0 Fcfa) ou reçu en cadeau pour les cartes prépayées, les transferts de crédit et les abonnements, prière de confirmer cette information auprès de l'enquêté ou confirmer avec le QG.</w:t>
             </w:r>
           </w:p>
         </w:tc>
@@ -3470,10 +5990,10 @@
               <w:rPr>
                 <w:b/>
                 <w:i w:val="0"/>
-                <w:color w:val="EA580C"/>
+                <w:color w:val="CA8A04"/>
                 <w:sz w:val="16"/>
               </w:rPr>
-              <w:t>Moyenne</w:t>
+              <w:t>Faible</w:t>
             </w:r>
           </w:p>
         </w:tc>
@@ -3488,7 +6008,7 @@
                 <w:i w:val="0"/>
                 <w:sz w:val="16"/>
               </w:rPr>
-              <w:t>S02</w:t>
+              <w:t>S01</w:t>
               <w:br/>
             </w:r>
             <w:r>
@@ -3498,7 +6018,7 @@
                 <w:color w:val="64748B"/>
                 <w:sz w:val="14"/>
               </w:rPr>
-              <w:t>Éducation</w:t>
+              <w:t>Démographie</w:t>
             </w:r>
           </w:p>
         </w:tc>
@@ -3514,7 +6034,7 @@
                 <w:color w:val="16A34A"/>
                 <w:sz w:val="16"/>
               </w:rPr>
-              <w:t>—</w:t>
+              <w:t>s00q04, s01q41a, s01q00b</w:t>
             </w:r>
           </w:p>
         </w:tc>
@@ -3545,2707 +6065,7 @@
                 <w:i w:val="0"/>
                 <w:sz w:val="17"/>
               </w:rPr>
-              <w:t>Merci de bien vouloir changé 2.04 en OUI et renseigné toutes les autres informations qui concerne Awa peul diop .</w:t>
-            </w:r>
-          </w:p>
-        </w:tc>
-      </w:tr>
-      <w:tr>
-        <w:tc>
-          <w:tcPr>
-            <w:tcW w:type="dxa" w:w="964"/>
-          </w:tcPr>
-          <w:p>
-            <w:r>
-              <w:rPr>
-                <w:b/>
-                <w:i w:val="0"/>
-                <w:color w:val="EA580C"/>
-                <w:sz w:val="16"/>
-              </w:rPr>
-              <w:t>Moyenne</w:t>
-            </w:r>
-          </w:p>
-        </w:tc>
-        <w:tc>
-          <w:tcPr>
-            <w:tcW w:type="dxa" w:w="1247"/>
-          </w:tcPr>
-          <w:p>
-            <w:r>
-              <w:rPr>
-                <w:b/>
-                <w:i w:val="0"/>
-                <w:sz w:val="16"/>
-              </w:rPr>
-              <w:t>S04</w:t>
-              <w:br/>
-            </w:r>
-            <w:r>
-              <w:rPr>
-                <w:b w:val="0"/>
-                <w:i w:val="0"/>
-                <w:color w:val="64748B"/>
-                <w:sz w:val="14"/>
-              </w:rPr>
-              <w:t>Emploi</w:t>
-            </w:r>
-          </w:p>
-        </w:tc>
-        <w:tc>
-          <w:tcPr>
-            <w:tcW w:type="dxa" w:w="1531"/>
-          </w:tcPr>
-          <w:p>
-            <w:r>
-              <w:rPr>
-                <w:b/>
-                <w:i w:val="0"/>
-                <w:color w:val="16A34A"/>
-                <w:sz w:val="16"/>
-              </w:rPr>
-              <w:t>s01q47__1, s01q47__2, s01q47__3, s01q47__4, s01q47__5, s01q47__6, s01q47__7, s02q15</w:t>
-            </w:r>
-          </w:p>
-        </w:tc>
-        <w:tc>
-          <w:tcPr>
-            <w:tcW w:type="dxa" w:w="1191"/>
-          </w:tcPr>
-          <w:p>
-            <w:r>
-              <w:rPr>
-                <w:b w:val="0"/>
-                <w:i w:val="0"/>
-                <w:color w:val="64748B"/>
-                <w:sz w:val="16"/>
-              </w:rPr>
-              <w:t>GT-CQ</w:t>
-            </w:r>
-          </w:p>
-        </w:tc>
-        <w:tc>
-          <w:tcPr>
-            <w:tcW w:type="dxa" w:w="4706"/>
-          </w:tcPr>
-          <w:p>
-            <w:r>
-              <w:rPr>
-                <w:b w:val="0"/>
-                <w:i w:val="0"/>
-                <w:sz w:val="17"/>
-              </w:rPr>
-              <w:t>Attention! le nombre d'heure (5 heures) que Ndeye awa diop a travaillé par jour semble faible, veuillez s'il vous plait confirmer cette information avec le QG.</w:t>
-            </w:r>
-          </w:p>
-        </w:tc>
-      </w:tr>
-      <w:tr>
-        <w:tc>
-          <w:tcPr>
-            <w:tcW w:type="dxa" w:w="964"/>
-          </w:tcPr>
-          <w:p>
-            <w:r>
-              <w:rPr>
-                <w:b/>
-                <w:i w:val="0"/>
-                <w:color w:val="EA580C"/>
-                <w:sz w:val="16"/>
-              </w:rPr>
-              <w:t>Moyenne</w:t>
-            </w:r>
-          </w:p>
-        </w:tc>
-        <w:tc>
-          <w:tcPr>
-            <w:tcW w:type="dxa" w:w="1247"/>
-          </w:tcPr>
-          <w:p>
-            <w:r>
-              <w:rPr>
-                <w:b/>
-                <w:i w:val="0"/>
-                <w:sz w:val="16"/>
-              </w:rPr>
-              <w:t>S04</w:t>
-              <w:br/>
-            </w:r>
-            <w:r>
-              <w:rPr>
-                <w:b w:val="0"/>
-                <w:i w:val="0"/>
-                <w:color w:val="64748B"/>
-                <w:sz w:val="14"/>
-              </w:rPr>
-              <w:t>Emploi</w:t>
-            </w:r>
-          </w:p>
-        </w:tc>
-        <w:tc>
-          <w:tcPr>
-            <w:tcW w:type="dxa" w:w="1531"/>
-          </w:tcPr>
-          <w:p>
-            <w:r>
-              <w:rPr>
-                <w:b/>
-                <w:i w:val="0"/>
-                <w:color w:val="16A34A"/>
-                <w:sz w:val="16"/>
-              </w:rPr>
-              <w:t>s01q47__1, s01q47__2, s01q47__3, s01q47__4, s01q47__5, s01q47__6, s01q47__7, s02q15</w:t>
-            </w:r>
-          </w:p>
-        </w:tc>
-        <w:tc>
-          <w:tcPr>
-            <w:tcW w:type="dxa" w:w="1191"/>
-          </w:tcPr>
-          <w:p>
-            <w:r>
-              <w:rPr>
-                <w:b w:val="0"/>
-                <w:i w:val="0"/>
-                <w:color w:val="64748B"/>
-                <w:sz w:val="16"/>
-              </w:rPr>
-              <w:t>GT-CQ</w:t>
-            </w:r>
-          </w:p>
-        </w:tc>
-        <w:tc>
-          <w:tcPr>
-            <w:tcW w:type="dxa" w:w="4706"/>
-          </w:tcPr>
-          <w:p>
-            <w:r>
-              <w:rPr>
-                <w:b w:val="0"/>
-                <w:i w:val="0"/>
-                <w:sz w:val="17"/>
-              </w:rPr>
-              <w:t>Attention! le nombre d'heure (5 heures) que Ndeye penda diop a travaillé par jour semble faible, veuillez s'il vous plait confirmer cette information avec le QG.</w:t>
-            </w:r>
-          </w:p>
-        </w:tc>
-      </w:tr>
-      <w:tr>
-        <w:tc>
-          <w:tcPr>
-            <w:tcW w:type="dxa" w:w="964"/>
-          </w:tcPr>
-          <w:p>
-            <w:r>
-              <w:rPr>
-                <w:b/>
-                <w:i w:val="0"/>
-                <w:color w:val="EA580C"/>
-                <w:sz w:val="16"/>
-              </w:rPr>
-              <w:t>Moyenne</w:t>
-            </w:r>
-          </w:p>
-        </w:tc>
-        <w:tc>
-          <w:tcPr>
-            <w:tcW w:type="dxa" w:w="1247"/>
-          </w:tcPr>
-          <w:p>
-            <w:r>
-              <w:rPr>
-                <w:b/>
-                <w:i w:val="0"/>
-                <w:sz w:val="16"/>
-              </w:rPr>
-              <w:t>S04</w:t>
-              <w:br/>
-            </w:r>
-            <w:r>
-              <w:rPr>
-                <w:b w:val="0"/>
-                <w:i w:val="0"/>
-                <w:color w:val="64748B"/>
-                <w:sz w:val="14"/>
-              </w:rPr>
-              <w:t>Emploi</w:t>
-            </w:r>
-          </w:p>
-        </w:tc>
-        <w:tc>
-          <w:tcPr>
-            <w:tcW w:type="dxa" w:w="1531"/>
-          </w:tcPr>
-          <w:p>
-            <w:r>
-              <w:rPr>
-                <w:b/>
-                <w:i w:val="0"/>
-                <w:color w:val="16A34A"/>
-                <w:sz w:val="16"/>
-              </w:rPr>
-              <w:t>s01q47__1, s01q47__2, s01q47__3, s01q47__4, s01q47__5, s01q47__6, s01q47__7, s02q15</w:t>
-            </w:r>
-          </w:p>
-        </w:tc>
-        <w:tc>
-          <w:tcPr>
-            <w:tcW w:type="dxa" w:w="1191"/>
-          </w:tcPr>
-          <w:p>
-            <w:r>
-              <w:rPr>
-                <w:b w:val="0"/>
-                <w:i w:val="0"/>
-                <w:color w:val="64748B"/>
-                <w:sz w:val="16"/>
-              </w:rPr>
-              <w:t>GT-CQ</w:t>
-            </w:r>
-          </w:p>
-        </w:tc>
-        <w:tc>
-          <w:tcPr>
-            <w:tcW w:type="dxa" w:w="4706"/>
-          </w:tcPr>
-          <w:p>
-            <w:r>
-              <w:rPr>
-                <w:b w:val="0"/>
-                <w:i w:val="0"/>
-                <w:sz w:val="17"/>
-              </w:rPr>
-              <w:t>Attention! le nombre d'heure (5 heures) que Tacko diop a travaillé par jour semble faible, veuillez s'il vous plait confirmer cette information avec le QG.</w:t>
-            </w:r>
-          </w:p>
-        </w:tc>
-      </w:tr>
-      <w:tr>
-        <w:tc>
-          <w:tcPr>
-            <w:tcW w:type="dxa" w:w="964"/>
-          </w:tcPr>
-          <w:p>
-            <w:r>
-              <w:rPr>
-                <w:b/>
-                <w:i w:val="0"/>
-                <w:color w:val="EA580C"/>
-                <w:sz w:val="16"/>
-              </w:rPr>
-              <w:t>Moyenne</w:t>
-            </w:r>
-          </w:p>
-        </w:tc>
-        <w:tc>
-          <w:tcPr>
-            <w:tcW w:type="dxa" w:w="1247"/>
-          </w:tcPr>
-          <w:p>
-            <w:r>
-              <w:rPr>
-                <w:b/>
-                <w:i w:val="0"/>
-                <w:sz w:val="16"/>
-              </w:rPr>
-              <w:t>S07</w:t>
-              <w:br/>
-            </w:r>
-            <w:r>
-              <w:rPr>
-                <w:b w:val="0"/>
-                <w:i w:val="0"/>
-                <w:color w:val="64748B"/>
-                <w:sz w:val="14"/>
-              </w:rPr>
-              <w:t>Consommation alimentaire</w:t>
-            </w:r>
-          </w:p>
-        </w:tc>
-        <w:tc>
-          <w:tcPr>
-            <w:tcW w:type="dxa" w:w="1531"/>
-          </w:tcPr>
-          <w:p>
-            <w:r>
-              <w:rPr>
-                <w:b/>
-                <w:i w:val="0"/>
-                <w:color w:val="16A34A"/>
-                <w:sz w:val="16"/>
-              </w:rPr>
-              <w:t>—</w:t>
-            </w:r>
-          </w:p>
-        </w:tc>
-        <w:tc>
-          <w:tcPr>
-            <w:tcW w:type="dxa" w:w="1191"/>
-          </w:tcPr>
-          <w:p>
-            <w:r>
-              <w:rPr>
-                <w:b w:val="0"/>
-                <w:i w:val="0"/>
-                <w:color w:val="64748B"/>
-                <w:sz w:val="16"/>
-              </w:rPr>
-              <w:t>GT-CQ</w:t>
-            </w:r>
-          </w:p>
-        </w:tc>
-        <w:tc>
-          <w:tcPr>
-            <w:tcW w:type="dxa" w:w="4706"/>
-          </w:tcPr>
-          <w:p>
-            <w:r>
-              <w:rPr>
-                <w:b w:val="0"/>
-                <w:i w:val="0"/>
-                <w:sz w:val="17"/>
-              </w:rPr>
-              <w:t>Attention ! La dépense du répas pris à l'extérieur de Adama niang (4500 Fcfa) au cours de 7 derniers jours est relativement élevé.</w:t>
-            </w:r>
-          </w:p>
-        </w:tc>
-      </w:tr>
-      <w:tr>
-        <w:tc>
-          <w:tcPr>
-            <w:tcW w:type="dxa" w:w="964"/>
-          </w:tcPr>
-          <w:p>
-            <w:r>
-              <w:rPr>
-                <w:b/>
-                <w:i w:val="0"/>
-                <w:color w:val="EA580C"/>
-                <w:sz w:val="16"/>
-              </w:rPr>
-              <w:t>Moyenne</w:t>
-            </w:r>
-          </w:p>
-        </w:tc>
-        <w:tc>
-          <w:tcPr>
-            <w:tcW w:type="dxa" w:w="1247"/>
-          </w:tcPr>
-          <w:p>
-            <w:r>
-              <w:rPr>
-                <w:b/>
-                <w:i w:val="0"/>
-                <w:sz w:val="16"/>
-              </w:rPr>
-              <w:t>S07</w:t>
-              <w:br/>
-            </w:r>
-            <w:r>
-              <w:rPr>
-                <w:b w:val="0"/>
-                <w:i w:val="0"/>
-                <w:color w:val="64748B"/>
-                <w:sz w:val="14"/>
-              </w:rPr>
-              <w:t>Consommation alimentaire</w:t>
-            </w:r>
-          </w:p>
-        </w:tc>
-        <w:tc>
-          <w:tcPr>
-            <w:tcW w:type="dxa" w:w="1531"/>
-          </w:tcPr>
-          <w:p>
-            <w:r>
-              <w:rPr>
-                <w:b/>
-                <w:i w:val="0"/>
-                <w:color w:val="16A34A"/>
-                <w:sz w:val="16"/>
-              </w:rPr>
-              <w:t>—</w:t>
-            </w:r>
-          </w:p>
-        </w:tc>
-        <w:tc>
-          <w:tcPr>
-            <w:tcW w:type="dxa" w:w="1191"/>
-          </w:tcPr>
-          <w:p>
-            <w:r>
-              <w:rPr>
-                <w:b w:val="0"/>
-                <w:i w:val="0"/>
-                <w:color w:val="64748B"/>
-                <w:sz w:val="16"/>
-              </w:rPr>
-              <w:t>GT-CQ</w:t>
-            </w:r>
-          </w:p>
-        </w:tc>
-        <w:tc>
-          <w:tcPr>
-            <w:tcW w:type="dxa" w:w="4706"/>
-          </w:tcPr>
-          <w:p>
-            <w:r>
-              <w:rPr>
-                <w:b w:val="0"/>
-                <w:i w:val="0"/>
-                <w:sz w:val="17"/>
-              </w:rPr>
-              <w:t>Prière de corriger ou de confirmer avec le QG.</w:t>
-            </w:r>
-          </w:p>
-        </w:tc>
-      </w:tr>
-      <w:tr>
-        <w:tc>
-          <w:tcPr>
-            <w:tcW w:type="dxa" w:w="964"/>
-          </w:tcPr>
-          <w:p>
-            <w:r>
-              <w:rPr>
-                <w:b/>
-                <w:i w:val="0"/>
-                <w:color w:val="EA580C"/>
-                <w:sz w:val="16"/>
-              </w:rPr>
-              <w:t>Moyenne</w:t>
-            </w:r>
-          </w:p>
-        </w:tc>
-        <w:tc>
-          <w:tcPr>
-            <w:tcW w:type="dxa" w:w="1247"/>
-          </w:tcPr>
-          <w:p>
-            <w:r>
-              <w:rPr>
-                <w:b/>
-                <w:i w:val="0"/>
-                <w:sz w:val="16"/>
-              </w:rPr>
-              <w:t>S07</w:t>
-              <w:br/>
-            </w:r>
-            <w:r>
-              <w:rPr>
-                <w:b w:val="0"/>
-                <w:i w:val="0"/>
-                <w:color w:val="64748B"/>
-                <w:sz w:val="14"/>
-              </w:rPr>
-              <w:t>Consommation alimentaire</w:t>
-            </w:r>
-          </w:p>
-        </w:tc>
-        <w:tc>
-          <w:tcPr>
-            <w:tcW w:type="dxa" w:w="1531"/>
-          </w:tcPr>
-          <w:p>
-            <w:r>
-              <w:rPr>
-                <w:b/>
-                <w:i w:val="0"/>
-                <w:color w:val="16A34A"/>
-                <w:sz w:val="16"/>
-              </w:rPr>
-              <w:t>—</w:t>
-            </w:r>
-          </w:p>
-        </w:tc>
-        <w:tc>
-          <w:tcPr>
-            <w:tcW w:type="dxa" w:w="1191"/>
-          </w:tcPr>
-          <w:p>
-            <w:r>
-              <w:rPr>
-                <w:b w:val="0"/>
-                <w:i w:val="0"/>
-                <w:color w:val="64748B"/>
-                <w:sz w:val="16"/>
-              </w:rPr>
-              <w:t>GT-CQ</w:t>
-            </w:r>
-          </w:p>
-        </w:tc>
-        <w:tc>
-          <w:tcPr>
-            <w:tcW w:type="dxa" w:w="4706"/>
-          </w:tcPr>
-          <w:p>
-            <w:r>
-              <w:rPr>
-                <w:b w:val="0"/>
-                <w:i w:val="0"/>
-                <w:sz w:val="17"/>
-              </w:rPr>
-              <w:t>Attention ! La dépense du répas pris à l'extérieur de Ndeye awa diop (3100 Fcfa) au cours de 7 derniers jours est relativement élevé.</w:t>
-            </w:r>
-          </w:p>
-        </w:tc>
-      </w:tr>
-      <w:tr>
-        <w:tc>
-          <w:tcPr>
-            <w:tcW w:type="dxa" w:w="964"/>
-          </w:tcPr>
-          <w:p>
-            <w:r>
-              <w:rPr>
-                <w:b/>
-                <w:i w:val="0"/>
-                <w:color w:val="EA580C"/>
-                <w:sz w:val="16"/>
-              </w:rPr>
-              <w:t>Moyenne</w:t>
-            </w:r>
-          </w:p>
-        </w:tc>
-        <w:tc>
-          <w:tcPr>
-            <w:tcW w:type="dxa" w:w="1247"/>
-          </w:tcPr>
-          <w:p>
-            <w:r>
-              <w:rPr>
-                <w:b/>
-                <w:i w:val="0"/>
-                <w:sz w:val="16"/>
-              </w:rPr>
-              <w:t>S07</w:t>
-              <w:br/>
-            </w:r>
-            <w:r>
-              <w:rPr>
-                <w:b w:val="0"/>
-                <w:i w:val="0"/>
-                <w:color w:val="64748B"/>
-                <w:sz w:val="14"/>
-              </w:rPr>
-              <w:t>Consommation alimentaire</w:t>
-            </w:r>
-          </w:p>
-        </w:tc>
-        <w:tc>
-          <w:tcPr>
-            <w:tcW w:type="dxa" w:w="1531"/>
-          </w:tcPr>
-          <w:p>
-            <w:r>
-              <w:rPr>
-                <w:b/>
-                <w:i w:val="0"/>
-                <w:color w:val="16A34A"/>
-                <w:sz w:val="16"/>
-              </w:rPr>
-              <w:t>—</w:t>
-            </w:r>
-          </w:p>
-        </w:tc>
-        <w:tc>
-          <w:tcPr>
-            <w:tcW w:type="dxa" w:w="1191"/>
-          </w:tcPr>
-          <w:p>
-            <w:r>
-              <w:rPr>
-                <w:b w:val="0"/>
-                <w:i w:val="0"/>
-                <w:color w:val="64748B"/>
-                <w:sz w:val="16"/>
-              </w:rPr>
-              <w:t>GT-CQ</w:t>
-            </w:r>
-          </w:p>
-        </w:tc>
-        <w:tc>
-          <w:tcPr>
-            <w:tcW w:type="dxa" w:w="4706"/>
-          </w:tcPr>
-          <w:p>
-            <w:r>
-              <w:rPr>
-                <w:b w:val="0"/>
-                <w:i w:val="0"/>
-                <w:sz w:val="17"/>
-              </w:rPr>
-              <w:t>Attention ! La dépense du répas pris à l'extérieur de Ndeye penda diop (3750 Fcfa) au cours de 7 derniers jours est relativement élevé.</w:t>
-            </w:r>
-          </w:p>
-        </w:tc>
-      </w:tr>
-      <w:tr>
-        <w:tc>
-          <w:tcPr>
-            <w:tcW w:type="dxa" w:w="964"/>
-          </w:tcPr>
-          <w:p>
-            <w:r>
-              <w:rPr>
-                <w:b/>
-                <w:i w:val="0"/>
-                <w:color w:val="EA580C"/>
-                <w:sz w:val="16"/>
-              </w:rPr>
-              <w:t>Moyenne</w:t>
-            </w:r>
-          </w:p>
-        </w:tc>
-        <w:tc>
-          <w:tcPr>
-            <w:tcW w:type="dxa" w:w="1247"/>
-          </w:tcPr>
-          <w:p>
-            <w:r>
-              <w:rPr>
-                <w:b/>
-                <w:i w:val="0"/>
-                <w:sz w:val="16"/>
-              </w:rPr>
-              <w:t>S07</w:t>
-              <w:br/>
-            </w:r>
-            <w:r>
-              <w:rPr>
-                <w:b w:val="0"/>
-                <w:i w:val="0"/>
-                <w:color w:val="64748B"/>
-                <w:sz w:val="14"/>
-              </w:rPr>
-              <w:t>Consommation alimentaire</w:t>
-            </w:r>
-          </w:p>
-        </w:tc>
-        <w:tc>
-          <w:tcPr>
-            <w:tcW w:type="dxa" w:w="1531"/>
-          </w:tcPr>
-          <w:p>
-            <w:r>
-              <w:rPr>
-                <w:b/>
-                <w:i w:val="0"/>
-                <w:color w:val="16A34A"/>
-                <w:sz w:val="16"/>
-              </w:rPr>
-              <w:t>—</w:t>
-            </w:r>
-          </w:p>
-        </w:tc>
-        <w:tc>
-          <w:tcPr>
-            <w:tcW w:type="dxa" w:w="1191"/>
-          </w:tcPr>
-          <w:p>
-            <w:r>
-              <w:rPr>
-                <w:b w:val="0"/>
-                <w:i w:val="0"/>
-                <w:color w:val="64748B"/>
-                <w:sz w:val="16"/>
-              </w:rPr>
-              <w:t>GT-CQ</w:t>
-            </w:r>
-          </w:p>
-        </w:tc>
-        <w:tc>
-          <w:tcPr>
-            <w:tcW w:type="dxa" w:w="4706"/>
-          </w:tcPr>
-          <w:p>
-            <w:r>
-              <w:rPr>
-                <w:b w:val="0"/>
-                <w:i w:val="0"/>
-                <w:sz w:val="17"/>
-              </w:rPr>
-              <w:t>Attention ! La dépense du répas pris à l'extérieur de Tacko diop (4250 Fcfa) au cours de 7 derniers jours est relativement élevé.</w:t>
-            </w:r>
-          </w:p>
-        </w:tc>
-      </w:tr>
-      <w:tr>
-        <w:tc>
-          <w:tcPr>
-            <w:tcW w:type="dxa" w:w="964"/>
-          </w:tcPr>
-          <w:p>
-            <w:r>
-              <w:rPr>
-                <w:b/>
-                <w:i w:val="0"/>
-                <w:color w:val="EA580C"/>
-                <w:sz w:val="16"/>
-              </w:rPr>
-              <w:t>Moyenne</w:t>
-            </w:r>
-          </w:p>
-        </w:tc>
-        <w:tc>
-          <w:tcPr>
-            <w:tcW w:type="dxa" w:w="1247"/>
-          </w:tcPr>
-          <w:p>
-            <w:r>
-              <w:rPr>
-                <w:b/>
-                <w:i w:val="0"/>
-                <w:sz w:val="16"/>
-              </w:rPr>
-              <w:t>S07</w:t>
-              <w:br/>
-            </w:r>
-            <w:r>
-              <w:rPr>
-                <w:b w:val="0"/>
-                <w:i w:val="0"/>
-                <w:color w:val="64748B"/>
-                <w:sz w:val="14"/>
-              </w:rPr>
-              <w:t>Consommation alimentaire</w:t>
-            </w:r>
-          </w:p>
-        </w:tc>
-        <w:tc>
-          <w:tcPr>
-            <w:tcW w:type="dxa" w:w="1531"/>
-          </w:tcPr>
-          <w:p>
-            <w:r>
-              <w:rPr>
-                <w:b/>
-                <w:i w:val="0"/>
-                <w:color w:val="16A34A"/>
-                <w:sz w:val="16"/>
-              </w:rPr>
-              <w:t>—</w:t>
-            </w:r>
-          </w:p>
-        </w:tc>
-        <w:tc>
-          <w:tcPr>
-            <w:tcW w:type="dxa" w:w="1191"/>
-          </w:tcPr>
-          <w:p>
-            <w:r>
-              <w:rPr>
-                <w:b w:val="0"/>
-                <w:i w:val="0"/>
-                <w:color w:val="64748B"/>
-                <w:sz w:val="16"/>
-              </w:rPr>
-              <w:t>GT-CQ</w:t>
-            </w:r>
-          </w:p>
-        </w:tc>
-        <w:tc>
-          <w:tcPr>
-            <w:tcW w:type="dxa" w:w="4706"/>
-          </w:tcPr>
-          <w:p>
-            <w:r>
-              <w:rPr>
-                <w:b w:val="0"/>
-                <w:i w:val="0"/>
-                <w:sz w:val="17"/>
-              </w:rPr>
-              <w:t>Attention ! Le prix unitaire d'achat (1000 Fcfa) de Huile de soja en Litre (taille unique) est relativement faible par rapport aux autres prix observés dans cette zone.</w:t>
-            </w:r>
-          </w:p>
-        </w:tc>
-      </w:tr>
-      <w:tr>
-        <w:tc>
-          <w:tcPr>
-            <w:tcW w:type="dxa" w:w="964"/>
-          </w:tcPr>
-          <w:p>
-            <w:r>
-              <w:rPr>
-                <w:b/>
-                <w:i w:val="0"/>
-                <w:color w:val="EA580C"/>
-                <w:sz w:val="16"/>
-              </w:rPr>
-              <w:t>Moyenne</w:t>
-            </w:r>
-          </w:p>
-        </w:tc>
-        <w:tc>
-          <w:tcPr>
-            <w:tcW w:type="dxa" w:w="1247"/>
-          </w:tcPr>
-          <w:p>
-            <w:r>
-              <w:rPr>
-                <w:b/>
-                <w:i w:val="0"/>
-                <w:sz w:val="16"/>
-              </w:rPr>
-              <w:t>S07</w:t>
-              <w:br/>
-            </w:r>
-            <w:r>
-              <w:rPr>
-                <w:b w:val="0"/>
-                <w:i w:val="0"/>
-                <w:color w:val="64748B"/>
-                <w:sz w:val="14"/>
-              </w:rPr>
-              <w:t>Consommation alimentaire</w:t>
-            </w:r>
-          </w:p>
-        </w:tc>
-        <w:tc>
-          <w:tcPr>
-            <w:tcW w:type="dxa" w:w="1531"/>
-          </w:tcPr>
-          <w:p>
-            <w:r>
-              <w:rPr>
-                <w:b/>
-                <w:i w:val="0"/>
-                <w:color w:val="16A34A"/>
-                <w:sz w:val="16"/>
-              </w:rPr>
-              <w:t>—</w:t>
-            </w:r>
-          </w:p>
-        </w:tc>
-        <w:tc>
-          <w:tcPr>
-            <w:tcW w:type="dxa" w:w="1191"/>
-          </w:tcPr>
-          <w:p>
-            <w:r>
-              <w:rPr>
-                <w:b w:val="0"/>
-                <w:i w:val="0"/>
-                <w:color w:val="64748B"/>
-                <w:sz w:val="16"/>
-              </w:rPr>
-              <w:t>GT-CQ</w:t>
-            </w:r>
-          </w:p>
-        </w:tc>
-        <w:tc>
-          <w:tcPr>
-            <w:tcW w:type="dxa" w:w="4706"/>
-          </w:tcPr>
-          <w:p>
-            <w:r>
-              <w:rPr>
-                <w:b w:val="0"/>
-                <w:i w:val="0"/>
-                <w:sz w:val="17"/>
-              </w:rPr>
-              <w:t>Prière de corriger ou de confirmer avec le QG.</w:t>
-            </w:r>
-          </w:p>
-        </w:tc>
-      </w:tr>
-      <w:tr>
-        <w:tc>
-          <w:tcPr>
-            <w:tcW w:type="dxa" w:w="964"/>
-          </w:tcPr>
-          <w:p>
-            <w:r>
-              <w:rPr>
-                <w:b/>
-                <w:i w:val="0"/>
-                <w:color w:val="EA580C"/>
-                <w:sz w:val="16"/>
-              </w:rPr>
-              <w:t>Moyenne</w:t>
-            </w:r>
-          </w:p>
-        </w:tc>
-        <w:tc>
-          <w:tcPr>
-            <w:tcW w:type="dxa" w:w="1247"/>
-          </w:tcPr>
-          <w:p>
-            <w:r>
-              <w:rPr>
-                <w:b/>
-                <w:i w:val="0"/>
-                <w:sz w:val="16"/>
-              </w:rPr>
-              <w:t>S09</w:t>
-              <w:br/>
-            </w:r>
-            <w:r>
-              <w:rPr>
-                <w:b w:val="0"/>
-                <w:i w:val="0"/>
-                <w:color w:val="64748B"/>
-                <w:sz w:val="14"/>
-              </w:rPr>
-              <w:t>Dépenses non alimentaires</w:t>
-            </w:r>
-          </w:p>
-        </w:tc>
-        <w:tc>
-          <w:tcPr>
-            <w:tcW w:type="dxa" w:w="1531"/>
-          </w:tcPr>
-          <w:p>
-            <w:r>
-              <w:rPr>
-                <w:b/>
-                <w:i w:val="0"/>
-                <w:color w:val="16A34A"/>
-                <w:sz w:val="16"/>
-              </w:rPr>
-              <w:t>—</w:t>
-            </w:r>
-          </w:p>
-        </w:tc>
-        <w:tc>
-          <w:tcPr>
-            <w:tcW w:type="dxa" w:w="1191"/>
-          </w:tcPr>
-          <w:p>
-            <w:r>
-              <w:rPr>
-                <w:b w:val="0"/>
-                <w:i w:val="0"/>
-                <w:color w:val="64748B"/>
-                <w:sz w:val="16"/>
-              </w:rPr>
-              <w:t>GT-CQ</w:t>
-            </w:r>
-          </w:p>
-        </w:tc>
-        <w:tc>
-          <w:tcPr>
-            <w:tcW w:type="dxa" w:w="4706"/>
-          </w:tcPr>
-          <w:p>
-            <w:r>
-              <w:rPr>
-                <w:b w:val="0"/>
-                <w:i w:val="0"/>
-                <w:sz w:val="17"/>
-              </w:rPr>
-              <w:t>Attention ! La dépense du ménage de IBRAHIMA DIOP (250 Fcfa) au cours de 30 derniers jours de Frais de mouture des céréales est relativement élevé.</w:t>
-            </w:r>
-          </w:p>
-        </w:tc>
-      </w:tr>
-      <w:tr>
-        <w:tc>
-          <w:tcPr>
-            <w:tcW w:type="dxa" w:w="964"/>
-          </w:tcPr>
-          <w:p>
-            <w:r>
-              <w:rPr>
-                <w:b/>
-                <w:i w:val="0"/>
-                <w:color w:val="EA580C"/>
-                <w:sz w:val="16"/>
-              </w:rPr>
-              <w:t>Moyenne</w:t>
-            </w:r>
-          </w:p>
-        </w:tc>
-        <w:tc>
-          <w:tcPr>
-            <w:tcW w:type="dxa" w:w="1247"/>
-          </w:tcPr>
-          <w:p>
-            <w:r>
-              <w:rPr>
-                <w:b/>
-                <w:i w:val="0"/>
-                <w:sz w:val="16"/>
-              </w:rPr>
-              <w:t>S09</w:t>
-              <w:br/>
-            </w:r>
-            <w:r>
-              <w:rPr>
-                <w:b w:val="0"/>
-                <w:i w:val="0"/>
-                <w:color w:val="64748B"/>
-                <w:sz w:val="14"/>
-              </w:rPr>
-              <w:t>Dépenses non alimentaires</w:t>
-            </w:r>
-          </w:p>
-        </w:tc>
-        <w:tc>
-          <w:tcPr>
-            <w:tcW w:type="dxa" w:w="1531"/>
-          </w:tcPr>
-          <w:p>
-            <w:r>
-              <w:rPr>
-                <w:b/>
-                <w:i w:val="0"/>
-                <w:color w:val="16A34A"/>
-                <w:sz w:val="16"/>
-              </w:rPr>
-              <w:t>—</w:t>
-            </w:r>
-          </w:p>
-        </w:tc>
-        <w:tc>
-          <w:tcPr>
-            <w:tcW w:type="dxa" w:w="1191"/>
-          </w:tcPr>
-          <w:p>
-            <w:r>
-              <w:rPr>
-                <w:b w:val="0"/>
-                <w:i w:val="0"/>
-                <w:color w:val="64748B"/>
-                <w:sz w:val="16"/>
-              </w:rPr>
-              <w:t>GT-CQ</w:t>
-            </w:r>
-          </w:p>
-        </w:tc>
-        <w:tc>
-          <w:tcPr>
-            <w:tcW w:type="dxa" w:w="4706"/>
-          </w:tcPr>
-          <w:p>
-            <w:r>
-              <w:rPr>
-                <w:b w:val="0"/>
-                <w:i w:val="0"/>
-                <w:sz w:val="17"/>
-              </w:rPr>
-              <w:t>Prière de corriger ou de confirmer avec le QG.</w:t>
-            </w:r>
-          </w:p>
-        </w:tc>
-      </w:tr>
-      <w:tr>
-        <w:tc>
-          <w:tcPr>
-            <w:tcW w:type="dxa" w:w="964"/>
-          </w:tcPr>
-          <w:p>
-            <w:r>
-              <w:rPr>
-                <w:b/>
-                <w:i w:val="0"/>
-                <w:color w:val="EA580C"/>
-                <w:sz w:val="16"/>
-              </w:rPr>
-              <w:t>Moyenne</w:t>
-            </w:r>
-          </w:p>
-        </w:tc>
-        <w:tc>
-          <w:tcPr>
-            <w:tcW w:type="dxa" w:w="1247"/>
-          </w:tcPr>
-          <w:p>
-            <w:r>
-              <w:rPr>
-                <w:b/>
-                <w:i w:val="0"/>
-                <w:sz w:val="16"/>
-              </w:rPr>
-              <w:t>S10</w:t>
-              <w:br/>
-            </w:r>
-            <w:r>
-              <w:rPr>
-                <w:b w:val="0"/>
-                <w:i w:val="0"/>
-                <w:color w:val="64748B"/>
-                <w:sz w:val="14"/>
-              </w:rPr>
-              <w:t>Logement</w:t>
-            </w:r>
-          </w:p>
-        </w:tc>
-        <w:tc>
-          <w:tcPr>
-            <w:tcW w:type="dxa" w:w="1531"/>
-          </w:tcPr>
-          <w:p>
-            <w:r>
-              <w:rPr>
-                <w:b/>
-                <w:i w:val="0"/>
-                <w:color w:val="16A34A"/>
-                <w:sz w:val="16"/>
-              </w:rPr>
-              <w:t>s00q07a, s00q08, s00q10, s00q13_0, s00q15_0, s00q17_0, s00q23a, s00q23b</w:t>
-            </w:r>
-          </w:p>
-        </w:tc>
-        <w:tc>
-          <w:tcPr>
-            <w:tcW w:type="dxa" w:w="1191"/>
-          </w:tcPr>
-          <w:p>
-            <w:r>
-              <w:rPr>
-                <w:b w:val="0"/>
-                <w:i w:val="0"/>
-                <w:color w:val="64748B"/>
-                <w:sz w:val="16"/>
-              </w:rPr>
-              <w:t>GT-CQ</w:t>
-            </w:r>
-          </w:p>
-        </w:tc>
-        <w:tc>
-          <w:tcPr>
-            <w:tcW w:type="dxa" w:w="4706"/>
-          </w:tcPr>
-          <w:p>
-            <w:r>
-              <w:rPr>
-                <w:b w:val="0"/>
-                <w:i w:val="0"/>
-                <w:sz w:val="17"/>
-              </w:rPr>
-              <w:t>Le noms de l'entreprise  ne doit pas contenir de chiffre et doit être bien renseigné, prière de bien renseigné .</w:t>
-            </w:r>
-          </w:p>
-        </w:tc>
-      </w:tr>
-      <w:tr>
-        <w:tc>
-          <w:tcPr>
-            <w:tcW w:type="dxa" w:w="964"/>
-          </w:tcPr>
-          <w:p>
-            <w:r>
-              <w:rPr>
-                <w:b/>
-                <w:i w:val="0"/>
-                <w:color w:val="EA580C"/>
-                <w:sz w:val="16"/>
-              </w:rPr>
-              <w:t>Moyenne</w:t>
-            </w:r>
-          </w:p>
-        </w:tc>
-        <w:tc>
-          <w:tcPr>
-            <w:tcW w:type="dxa" w:w="1247"/>
-          </w:tcPr>
-          <w:p>
-            <w:r>
-              <w:rPr>
-                <w:b/>
-                <w:i w:val="0"/>
-                <w:sz w:val="16"/>
-              </w:rPr>
-              <w:t>S10</w:t>
-              <w:br/>
-            </w:r>
-            <w:r>
-              <w:rPr>
-                <w:b w:val="0"/>
-                <w:i w:val="0"/>
-                <w:color w:val="64748B"/>
-                <w:sz w:val="14"/>
-              </w:rPr>
-              <w:t>Logement</w:t>
-            </w:r>
-          </w:p>
-        </w:tc>
-        <w:tc>
-          <w:tcPr>
-            <w:tcW w:type="dxa" w:w="1531"/>
-          </w:tcPr>
-          <w:p>
-            <w:r>
-              <w:rPr>
-                <w:b/>
-                <w:i w:val="0"/>
-                <w:color w:val="16A34A"/>
-                <w:sz w:val="16"/>
-              </w:rPr>
-              <w:t>s10q10</w:t>
-            </w:r>
-          </w:p>
-        </w:tc>
-        <w:tc>
-          <w:tcPr>
-            <w:tcW w:type="dxa" w:w="1191"/>
-          </w:tcPr>
-          <w:p>
-            <w:r>
-              <w:rPr>
-                <w:b w:val="0"/>
-                <w:i w:val="0"/>
-                <w:color w:val="64748B"/>
-                <w:sz w:val="16"/>
-              </w:rPr>
-              <w:t>Natif SuSo</w:t>
-            </w:r>
-          </w:p>
-        </w:tc>
-        <w:tc>
-          <w:tcPr>
-            <w:tcW w:type="dxa" w:w="4706"/>
-          </w:tcPr>
-          <w:p>
-            <w:r>
-              <w:rPr>
-                <w:b w:val="0"/>
-                <w:i w:val="0"/>
-                <w:sz w:val="17"/>
-              </w:rPr>
-              <w:t>Attention : Le ménage est sensé avoir une entreprise non agricole. Veuillez revérifier</w:t>
-            </w:r>
-          </w:p>
-        </w:tc>
-      </w:tr>
-      <w:tr>
-        <w:tc>
-          <w:tcPr>
-            <w:tcW w:type="dxa" w:w="964"/>
-          </w:tcPr>
-          <w:p>
-            <w:r>
-              <w:rPr>
-                <w:b/>
-                <w:i w:val="0"/>
-                <w:color w:val="EA580C"/>
-                <w:sz w:val="16"/>
-              </w:rPr>
-              <w:t>Moyenne</w:t>
-            </w:r>
-          </w:p>
-        </w:tc>
-        <w:tc>
-          <w:tcPr>
-            <w:tcW w:type="dxa" w:w="1247"/>
-          </w:tcPr>
-          <w:p>
-            <w:r>
-              <w:rPr>
-                <w:b/>
-                <w:i w:val="0"/>
-                <w:sz w:val="16"/>
-              </w:rPr>
-              <w:t>S10</w:t>
-              <w:br/>
-            </w:r>
-            <w:r>
-              <w:rPr>
-                <w:b w:val="0"/>
-                <w:i w:val="0"/>
-                <w:color w:val="64748B"/>
-                <w:sz w:val="14"/>
-              </w:rPr>
-              <w:t>Logement</w:t>
-            </w:r>
-          </w:p>
-        </w:tc>
-        <w:tc>
-          <w:tcPr>
-            <w:tcW w:type="dxa" w:w="1531"/>
-          </w:tcPr>
-          <w:p>
-            <w:r>
-              <w:rPr>
-                <w:b/>
-                <w:i w:val="0"/>
-                <w:color w:val="16A34A"/>
-                <w:sz w:val="16"/>
-              </w:rPr>
-              <w:t>s10q10, s04q46, s04q14, s10q02</w:t>
-            </w:r>
-          </w:p>
-        </w:tc>
-        <w:tc>
-          <w:tcPr>
-            <w:tcW w:type="dxa" w:w="1191"/>
-          </w:tcPr>
-          <w:p>
-            <w:r>
-              <w:rPr>
-                <w:b w:val="0"/>
-                <w:i w:val="0"/>
-                <w:color w:val="64748B"/>
-                <w:sz w:val="16"/>
-              </w:rPr>
-              <w:t>Natif SuSo</w:t>
-            </w:r>
-          </w:p>
-        </w:tc>
-        <w:tc>
-          <w:tcPr>
-            <w:tcW w:type="dxa" w:w="4706"/>
-          </w:tcPr>
-          <w:p>
-            <w:r>
-              <w:rPr>
-                <w:b w:val="0"/>
-                <w:i w:val="0"/>
-                <w:sz w:val="17"/>
-              </w:rPr>
-              <w:t>Erreur! Un membre a la catégorie socio-professionelle de contribuer à une entreprise familiale (s04q46 == 9 ou s04q14==1) mais sans que le ménage ait une entreprise (s10q02 à s10q10). Vérifier</w:t>
-            </w:r>
-          </w:p>
-        </w:tc>
-      </w:tr>
-      <w:tr>
-        <w:tc>
-          <w:tcPr>
-            <w:tcW w:type="dxa" w:w="964"/>
-          </w:tcPr>
-          <w:p>
-            <w:r>
-              <w:rPr>
-                <w:b/>
-                <w:i w:val="0"/>
-                <w:color w:val="EA580C"/>
-                <w:sz w:val="16"/>
-              </w:rPr>
-              <w:t>Moyenne</w:t>
-            </w:r>
-          </w:p>
-        </w:tc>
-        <w:tc>
-          <w:tcPr>
-            <w:tcW w:type="dxa" w:w="1247"/>
-          </w:tcPr>
-          <w:p>
-            <w:r>
-              <w:rPr>
-                <w:b/>
-                <w:i w:val="0"/>
-                <w:sz w:val="16"/>
-              </w:rPr>
-              <w:t>S11</w:t>
-              <w:br/>
-            </w:r>
-            <w:r>
-              <w:rPr>
-                <w:b w:val="0"/>
-                <w:i w:val="0"/>
-                <w:color w:val="64748B"/>
-                <w:sz w:val="14"/>
-              </w:rPr>
-              <w:t>Logement / cadre de vie</w:t>
-            </w:r>
-          </w:p>
-        </w:tc>
-        <w:tc>
-          <w:tcPr>
-            <w:tcW w:type="dxa" w:w="1531"/>
-          </w:tcPr>
-          <w:p>
-            <w:r>
-              <w:rPr>
-                <w:b/>
-                <w:i w:val="0"/>
-                <w:color w:val="16A34A"/>
-                <w:sz w:val="16"/>
-              </w:rPr>
-              <w:t>—</w:t>
-            </w:r>
-          </w:p>
-        </w:tc>
-        <w:tc>
-          <w:tcPr>
-            <w:tcW w:type="dxa" w:w="1191"/>
-          </w:tcPr>
-          <w:p>
-            <w:r>
-              <w:rPr>
-                <w:b w:val="0"/>
-                <w:i w:val="0"/>
-                <w:color w:val="64748B"/>
-                <w:sz w:val="16"/>
-              </w:rPr>
-              <w:t>GT-CQ</w:t>
-            </w:r>
-          </w:p>
-        </w:tc>
-        <w:tc>
-          <w:tcPr>
-            <w:tcW w:type="dxa" w:w="4706"/>
-          </w:tcPr>
-          <w:p>
-            <w:r>
-              <w:rPr>
-                <w:b w:val="0"/>
-                <w:i w:val="0"/>
-                <w:sz w:val="17"/>
-              </w:rPr>
-              <w:t>Attention!!! Les ménages vivants dans un(e) Maison Basse à SAINT-LOUIS Urbain ont généralement comme principal matériau du toit le/la Dalle en ciment, mais celui du ménage de IBRAHIMA DIOP (Tôles) diffère de celui-ci.</w:t>
-            </w:r>
-          </w:p>
-        </w:tc>
-      </w:tr>
-      <w:tr>
-        <w:tc>
-          <w:tcPr>
-            <w:tcW w:type="dxa" w:w="964"/>
-          </w:tcPr>
-          <w:p>
-            <w:r>
-              <w:rPr>
-                <w:b/>
-                <w:i w:val="0"/>
-                <w:color w:val="EA580C"/>
-                <w:sz w:val="16"/>
-              </w:rPr>
-              <w:t>Moyenne</w:t>
-            </w:r>
-          </w:p>
-        </w:tc>
-        <w:tc>
-          <w:tcPr>
-            <w:tcW w:type="dxa" w:w="1247"/>
-          </w:tcPr>
-          <w:p>
-            <w:r>
-              <w:rPr>
-                <w:b/>
-                <w:i w:val="0"/>
-                <w:sz w:val="16"/>
-              </w:rPr>
-              <w:t>S11</w:t>
-              <w:br/>
-            </w:r>
-            <w:r>
-              <w:rPr>
-                <w:b w:val="0"/>
-                <w:i w:val="0"/>
-                <w:color w:val="64748B"/>
-                <w:sz w:val="14"/>
-              </w:rPr>
-              <w:t>Logement / cadre de vie</w:t>
-            </w:r>
-          </w:p>
-        </w:tc>
-        <w:tc>
-          <w:tcPr>
-            <w:tcW w:type="dxa" w:w="1531"/>
-          </w:tcPr>
-          <w:p>
-            <w:r>
-              <w:rPr>
-                <w:b/>
-                <w:i w:val="0"/>
-                <w:color w:val="16A34A"/>
-                <w:sz w:val="16"/>
-              </w:rPr>
-              <w:t>—</w:t>
-            </w:r>
-          </w:p>
-        </w:tc>
-        <w:tc>
-          <w:tcPr>
-            <w:tcW w:type="dxa" w:w="1191"/>
-          </w:tcPr>
-          <w:p>
-            <w:r>
-              <w:rPr>
-                <w:b w:val="0"/>
-                <w:i w:val="0"/>
-                <w:color w:val="64748B"/>
-                <w:sz w:val="16"/>
-              </w:rPr>
-              <w:t>GT-CQ</w:t>
-            </w:r>
-          </w:p>
-        </w:tc>
-        <w:tc>
-          <w:tcPr>
-            <w:tcW w:type="dxa" w:w="4706"/>
-          </w:tcPr>
-          <w:p>
-            <w:r>
-              <w:rPr>
-                <w:b w:val="0"/>
-                <w:i w:val="0"/>
-                <w:sz w:val="17"/>
-              </w:rPr>
-              <w:t>Prière de vérifier pour être sûr que vous avez choisi les bonnes modalités des questions 11.01 et 11.19.</w:t>
-            </w:r>
-          </w:p>
-        </w:tc>
-      </w:tr>
-      <w:tr>
-        <w:tc>
-          <w:tcPr>
-            <w:tcW w:type="dxa" w:w="964"/>
-          </w:tcPr>
-          <w:p>
-            <w:r>
-              <w:rPr>
-                <w:b/>
-                <w:i w:val="0"/>
-                <w:color w:val="EA580C"/>
-                <w:sz w:val="16"/>
-              </w:rPr>
-              <w:t>Moyenne</w:t>
-            </w:r>
-          </w:p>
-        </w:tc>
-        <w:tc>
-          <w:tcPr>
-            <w:tcW w:type="dxa" w:w="1247"/>
-          </w:tcPr>
-          <w:p>
-            <w:r>
-              <w:rPr>
-                <w:b/>
-                <w:i w:val="0"/>
-                <w:sz w:val="16"/>
-              </w:rPr>
-              <w:t>S11</w:t>
-              <w:br/>
-            </w:r>
-            <w:r>
-              <w:rPr>
-                <w:b w:val="0"/>
-                <w:i w:val="0"/>
-                <w:color w:val="64748B"/>
-                <w:sz w:val="14"/>
-              </w:rPr>
-              <w:t>Logement / cadre de vie</w:t>
-            </w:r>
-          </w:p>
-        </w:tc>
-        <w:tc>
-          <w:tcPr>
-            <w:tcW w:type="dxa" w:w="1531"/>
-          </w:tcPr>
-          <w:p>
-            <w:r>
-              <w:rPr>
-                <w:b/>
-                <w:i w:val="0"/>
-                <w:color w:val="16A34A"/>
-                <w:sz w:val="16"/>
-              </w:rPr>
-              <w:t>—</w:t>
-            </w:r>
-          </w:p>
-        </w:tc>
-        <w:tc>
-          <w:tcPr>
-            <w:tcW w:type="dxa" w:w="1191"/>
-          </w:tcPr>
-          <w:p>
-            <w:r>
-              <w:rPr>
-                <w:b w:val="0"/>
-                <w:i w:val="0"/>
-                <w:color w:val="64748B"/>
-                <w:sz w:val="16"/>
-              </w:rPr>
-              <w:t>GT-CQ</w:t>
-            </w:r>
-          </w:p>
-        </w:tc>
-        <w:tc>
-          <w:tcPr>
-            <w:tcW w:type="dxa" w:w="4706"/>
-          </w:tcPr>
-          <w:p>
-            <w:r>
-              <w:rPr>
-                <w:b w:val="0"/>
-                <w:i w:val="0"/>
-                <w:sz w:val="17"/>
-              </w:rPr>
-              <w:t>Merci de ne pas corriger si vous êtes sûr de celui donné par le ménage et observé par vous.</w:t>
-            </w:r>
-          </w:p>
-        </w:tc>
-      </w:tr>
-      <w:tr>
-        <w:tc>
-          <w:tcPr>
-            <w:tcW w:type="dxa" w:w="964"/>
-          </w:tcPr>
-          <w:p>
-            <w:r>
-              <w:rPr>
-                <w:b/>
-                <w:i w:val="0"/>
-                <w:color w:val="EA580C"/>
-                <w:sz w:val="16"/>
-              </w:rPr>
-              <w:t>Moyenne</w:t>
-            </w:r>
-          </w:p>
-        </w:tc>
-        <w:tc>
-          <w:tcPr>
-            <w:tcW w:type="dxa" w:w="1247"/>
-          </w:tcPr>
-          <w:p>
-            <w:r>
-              <w:rPr>
-                <w:b/>
-                <w:i w:val="0"/>
-                <w:sz w:val="16"/>
-              </w:rPr>
-              <w:t>S11</w:t>
-              <w:br/>
-            </w:r>
-            <w:r>
-              <w:rPr>
-                <w:b w:val="0"/>
-                <w:i w:val="0"/>
-                <w:color w:val="64748B"/>
-                <w:sz w:val="14"/>
-              </w:rPr>
-              <w:t>Logement / cadre de vie</w:t>
-            </w:r>
-          </w:p>
-        </w:tc>
-        <w:tc>
-          <w:tcPr>
-            <w:tcW w:type="dxa" w:w="1531"/>
-          </w:tcPr>
-          <w:p>
-            <w:r>
-              <w:rPr>
-                <w:b/>
-                <w:i w:val="0"/>
-                <w:color w:val="16A34A"/>
-                <w:sz w:val="16"/>
-              </w:rPr>
-              <w:t>—</w:t>
-            </w:r>
-          </w:p>
-        </w:tc>
-        <w:tc>
-          <w:tcPr>
-            <w:tcW w:type="dxa" w:w="1191"/>
-          </w:tcPr>
-          <w:p>
-            <w:r>
-              <w:rPr>
-                <w:b w:val="0"/>
-                <w:i w:val="0"/>
-                <w:color w:val="64748B"/>
-                <w:sz w:val="16"/>
-              </w:rPr>
-              <w:t>GT-CQ</w:t>
-            </w:r>
-          </w:p>
-        </w:tc>
-        <w:tc>
-          <w:tcPr>
-            <w:tcW w:type="dxa" w:w="4706"/>
-          </w:tcPr>
-          <w:p>
-            <w:r>
-              <w:rPr>
-                <w:b w:val="0"/>
-                <w:i w:val="0"/>
-                <w:sz w:val="17"/>
-              </w:rPr>
-              <w:t>Attention!!! Les ménages vivants dans un(e) Maison Basse à SAINT-LOUIS Urbain ont généralement comme principal matériau de revêtement du sol du logement le/la Ciment/Béton, mais celui du ménage de IBRAHIMA DIOP (Carreaux/Marbre) diffère de celui-ci.</w:t>
-            </w:r>
-          </w:p>
-        </w:tc>
-      </w:tr>
-      <w:tr>
-        <w:tc>
-          <w:tcPr>
-            <w:tcW w:type="dxa" w:w="964"/>
-          </w:tcPr>
-          <w:p>
-            <w:r>
-              <w:rPr>
-                <w:b/>
-                <w:i w:val="0"/>
-                <w:color w:val="EA580C"/>
-                <w:sz w:val="16"/>
-              </w:rPr>
-              <w:t>Moyenne</w:t>
-            </w:r>
-          </w:p>
-        </w:tc>
-        <w:tc>
-          <w:tcPr>
-            <w:tcW w:type="dxa" w:w="1247"/>
-          </w:tcPr>
-          <w:p>
-            <w:r>
-              <w:rPr>
-                <w:b/>
-                <w:i w:val="0"/>
-                <w:sz w:val="16"/>
-              </w:rPr>
-              <w:t>S16</w:t>
-              <w:br/>
-            </w:r>
-            <w:r>
-              <w:rPr>
-                <w:b w:val="0"/>
-                <w:i w:val="0"/>
-                <w:color w:val="64748B"/>
-                <w:sz w:val="14"/>
-              </w:rPr>
-              <w:t>Agriculture</w:t>
-            </w:r>
-          </w:p>
-        </w:tc>
-        <w:tc>
-          <w:tcPr>
-            <w:tcW w:type="dxa" w:w="1531"/>
-          </w:tcPr>
-          <w:p>
-            <w:r>
-              <w:rPr>
-                <w:b/>
-                <w:i w:val="0"/>
-                <w:color w:val="16A34A"/>
-                <w:sz w:val="16"/>
-              </w:rPr>
-              <w:t>s00q04, s01q41a, s02q12, s03q05, s03q08, s03q14, s06q12, s11q43</w:t>
-            </w:r>
-          </w:p>
-        </w:tc>
-        <w:tc>
-          <w:tcPr>
-            <w:tcW w:type="dxa" w:w="1191"/>
-          </w:tcPr>
-          <w:p>
-            <w:r>
-              <w:rPr>
-                <w:b w:val="0"/>
-                <w:i w:val="0"/>
-                <w:color w:val="64748B"/>
-                <w:sz w:val="16"/>
-              </w:rPr>
-              <w:t>GT-CQ</w:t>
-            </w:r>
-          </w:p>
-        </w:tc>
-        <w:tc>
-          <w:tcPr>
-            <w:tcW w:type="dxa" w:w="4706"/>
-          </w:tcPr>
-          <w:p>
-            <w:r>
-              <w:rPr>
-                <w:b w:val="0"/>
-                <w:i w:val="0"/>
-                <w:sz w:val="17"/>
-              </w:rPr>
-              <w:t>Il est probable d'avoir un agriculteur dans le ménage de IBRAHIMA DIOP, prière de reprendre la section agriculture du ménage IBRAHIMA DIOP.</w:t>
-            </w:r>
-          </w:p>
-        </w:tc>
-      </w:tr>
-      <w:tr>
-        <w:tc>
-          <w:tcPr>
-            <w:tcW w:type="dxa" w:w="964"/>
-          </w:tcPr>
-          <w:p>
-            <w:r>
-              <w:rPr>
-                <w:b/>
-                <w:i w:val="0"/>
-                <w:color w:val="EA580C"/>
-                <w:sz w:val="16"/>
-              </w:rPr>
-              <w:t>Moyenne</w:t>
-            </w:r>
-          </w:p>
-        </w:tc>
-        <w:tc>
-          <w:tcPr>
-            <w:tcW w:type="dxa" w:w="1247"/>
-          </w:tcPr>
-          <w:p>
-            <w:r>
-              <w:rPr>
-                <w:b/>
-                <w:i w:val="0"/>
-                <w:sz w:val="16"/>
-              </w:rPr>
-              <w:t>S16</w:t>
-              <w:br/>
-            </w:r>
-            <w:r>
-              <w:rPr>
-                <w:b w:val="0"/>
-                <w:i w:val="0"/>
-                <w:color w:val="64748B"/>
-                <w:sz w:val="14"/>
-              </w:rPr>
-              <w:t>Agriculture</w:t>
-            </w:r>
-          </w:p>
-        </w:tc>
-        <w:tc>
-          <w:tcPr>
-            <w:tcW w:type="dxa" w:w="1531"/>
-          </w:tcPr>
-          <w:p>
-            <w:r>
-              <w:rPr>
-                <w:b/>
-                <w:i w:val="0"/>
-                <w:color w:val="16A34A"/>
-                <w:sz w:val="16"/>
-              </w:rPr>
-              <w:t>s16aq00</w:t>
-            </w:r>
-          </w:p>
-        </w:tc>
-        <w:tc>
-          <w:tcPr>
-            <w:tcW w:type="dxa" w:w="1191"/>
-          </w:tcPr>
-          <w:p>
-            <w:r>
-              <w:rPr>
-                <w:b w:val="0"/>
-                <w:i w:val="0"/>
-                <w:color w:val="64748B"/>
-                <w:sz w:val="16"/>
-              </w:rPr>
-              <w:t>GT-CQ</w:t>
-            </w:r>
-          </w:p>
-        </w:tc>
-        <w:tc>
-          <w:tcPr>
-            <w:tcW w:type="dxa" w:w="4706"/>
-          </w:tcPr>
-          <w:p>
-            <w:r>
-              <w:rPr>
-                <w:b w:val="0"/>
-                <w:i w:val="0"/>
-                <w:sz w:val="17"/>
-              </w:rPr>
-              <w:t>Un membre dans ce ménage a été considéré comme agriculteur dans la section emploi mais aucune personne dans le ménage ne pratique de l'agriculture, prière de reprendre la section agriculture.</w:t>
-            </w:r>
-          </w:p>
-        </w:tc>
-      </w:tr>
-      <w:tr>
-        <w:tc>
-          <w:tcPr>
-            <w:tcW w:type="dxa" w:w="964"/>
-          </w:tcPr>
-          <w:p>
-            <w:r>
-              <w:rPr>
-                <w:b/>
-                <w:i w:val="0"/>
-                <w:color w:val="EA580C"/>
-                <w:sz w:val="16"/>
-              </w:rPr>
-              <w:t>Moyenne</w:t>
-            </w:r>
-          </w:p>
-        </w:tc>
-        <w:tc>
-          <w:tcPr>
-            <w:tcW w:type="dxa" w:w="1247"/>
-          </w:tcPr>
-          <w:p>
-            <w:r>
-              <w:rPr>
-                <w:b/>
-                <w:i w:val="0"/>
-                <w:sz w:val="16"/>
-              </w:rPr>
-              <w:t>S19</w:t>
-              <w:br/>
-            </w:r>
-            <w:r>
-              <w:rPr>
-                <w:b w:val="0"/>
-                <w:i w:val="0"/>
-                <w:color w:val="64748B"/>
-                <w:sz w:val="14"/>
-              </w:rPr>
-              <w:t>Entreprises non agricoles</w:t>
-            </w:r>
-          </w:p>
-        </w:tc>
-        <w:tc>
-          <w:tcPr>
-            <w:tcW w:type="dxa" w:w="1531"/>
-          </w:tcPr>
-          <w:p>
-            <w:r>
-              <w:rPr>
-                <w:b/>
-                <w:i w:val="0"/>
-                <w:color w:val="16A34A"/>
-                <w:sz w:val="16"/>
-              </w:rPr>
-              <w:t>—</w:t>
-            </w:r>
-          </w:p>
-        </w:tc>
-        <w:tc>
-          <w:tcPr>
-            <w:tcW w:type="dxa" w:w="1191"/>
-          </w:tcPr>
-          <w:p>
-            <w:r>
-              <w:rPr>
-                <w:b w:val="0"/>
-                <w:i w:val="0"/>
-                <w:color w:val="64748B"/>
-                <w:sz w:val="16"/>
-              </w:rPr>
-              <w:t>GT-CQ</w:t>
-            </w:r>
-          </w:p>
-        </w:tc>
-        <w:tc>
-          <w:tcPr>
-            <w:tcW w:type="dxa" w:w="4706"/>
-          </w:tcPr>
-          <w:p>
-            <w:r>
-              <w:rPr>
-                <w:b w:val="0"/>
-                <w:i w:val="0"/>
-                <w:sz w:val="17"/>
-              </w:rPr>
-              <w:t>Attention ! Filet maillant a été revendu à 8000 Fcfa qui est relativement élevé par rapport aux autres prix de revente observés dans cette zone.</w:t>
-            </w:r>
-          </w:p>
-        </w:tc>
-      </w:tr>
-      <w:tr>
-        <w:tc>
-          <w:tcPr>
-            <w:tcW w:type="dxa" w:w="964"/>
-          </w:tcPr>
-          <w:p>
-            <w:r>
-              <w:rPr>
-                <w:b/>
-                <w:i w:val="0"/>
-                <w:color w:val="EA580C"/>
-                <w:sz w:val="16"/>
-              </w:rPr>
-              <w:t>Moyenne</w:t>
-            </w:r>
-          </w:p>
-        </w:tc>
-        <w:tc>
-          <w:tcPr>
-            <w:tcW w:type="dxa" w:w="1247"/>
-          </w:tcPr>
-          <w:p>
-            <w:r>
-              <w:rPr>
-                <w:b/>
-                <w:i w:val="0"/>
-                <w:sz w:val="16"/>
-              </w:rPr>
-              <w:t>S19</w:t>
-              <w:br/>
-            </w:r>
-            <w:r>
-              <w:rPr>
-                <w:b w:val="0"/>
-                <w:i w:val="0"/>
-                <w:color w:val="64748B"/>
-                <w:sz w:val="14"/>
-              </w:rPr>
-              <w:t>Entreprises non agricoles</w:t>
-            </w:r>
-          </w:p>
-        </w:tc>
-        <w:tc>
-          <w:tcPr>
-            <w:tcW w:type="dxa" w:w="1531"/>
-          </w:tcPr>
-          <w:p>
-            <w:r>
-              <w:rPr>
-                <w:b/>
-                <w:i w:val="0"/>
-                <w:color w:val="16A34A"/>
-                <w:sz w:val="16"/>
-              </w:rPr>
-              <w:t>—</w:t>
-            </w:r>
-          </w:p>
-        </w:tc>
-        <w:tc>
-          <w:tcPr>
-            <w:tcW w:type="dxa" w:w="1191"/>
-          </w:tcPr>
-          <w:p>
-            <w:r>
-              <w:rPr>
-                <w:b w:val="0"/>
-                <w:i w:val="0"/>
-                <w:color w:val="64748B"/>
-                <w:sz w:val="16"/>
-              </w:rPr>
-              <w:t>GT-CQ</w:t>
-            </w:r>
-          </w:p>
-        </w:tc>
-        <w:tc>
-          <w:tcPr>
-            <w:tcW w:type="dxa" w:w="4706"/>
-          </w:tcPr>
-          <w:p>
-            <w:r>
-              <w:rPr>
-                <w:b w:val="0"/>
-                <w:i w:val="0"/>
-                <w:sz w:val="17"/>
-              </w:rPr>
-              <w:t>Prière de corriger ou de confirmer avec le QG.</w:t>
-            </w:r>
-          </w:p>
-        </w:tc>
-      </w:tr>
-      <w:tr>
-        <w:tc>
-          <w:tcPr>
-            <w:tcW w:type="dxa" w:w="964"/>
-          </w:tcPr>
-          <w:p>
-            <w:r>
-              <w:rPr>
-                <w:b/>
-                <w:i w:val="0"/>
-                <w:color w:val="EA580C"/>
-                <w:sz w:val="16"/>
-              </w:rPr>
-              <w:t>Moyenne</w:t>
-            </w:r>
-          </w:p>
-        </w:tc>
-        <w:tc>
-          <w:tcPr>
-            <w:tcW w:type="dxa" w:w="1247"/>
-          </w:tcPr>
-          <w:p>
-            <w:r>
-              <w:rPr>
-                <w:b/>
-                <w:i w:val="0"/>
-                <w:sz w:val="16"/>
-              </w:rPr>
-              <w:t>S20</w:t>
-              <w:br/>
-            </w:r>
-            <w:r>
-              <w:rPr>
-                <w:b w:val="0"/>
-                <w:i w:val="0"/>
-                <w:color w:val="64748B"/>
-                <w:sz w:val="14"/>
-              </w:rPr>
-              <w:t>Gouvernance / autres</w:t>
-            </w:r>
-          </w:p>
-        </w:tc>
-        <w:tc>
-          <w:tcPr>
-            <w:tcW w:type="dxa" w:w="1531"/>
-          </w:tcPr>
-          <w:p>
-            <w:r>
-              <w:rPr>
-                <w:b/>
-                <w:i w:val="0"/>
-                <w:color w:val="16A34A"/>
-                <w:sz w:val="16"/>
-              </w:rPr>
-              <w:t>—</w:t>
-            </w:r>
-          </w:p>
-        </w:tc>
-        <w:tc>
-          <w:tcPr>
-            <w:tcW w:type="dxa" w:w="1191"/>
-          </w:tcPr>
-          <w:p>
-            <w:r>
-              <w:rPr>
-                <w:b w:val="0"/>
-                <w:i w:val="0"/>
-                <w:color w:val="64748B"/>
-                <w:sz w:val="16"/>
-              </w:rPr>
-              <w:t>GT-CQ</w:t>
-            </w:r>
-          </w:p>
-        </w:tc>
-        <w:tc>
-          <w:tcPr>
-            <w:tcW w:type="dxa" w:w="4706"/>
-          </w:tcPr>
-          <w:p>
-            <w:r>
-              <w:rPr>
-                <w:b w:val="0"/>
-                <w:i w:val="0"/>
-                <w:sz w:val="17"/>
-              </w:rPr>
-              <w:t>Il est donc peu probable qu'il se déclare maintenant comme « Pauvre » ou « Très pauvre ».</w:t>
-            </w:r>
-          </w:p>
-        </w:tc>
-      </w:tr>
-      <w:tr>
-        <w:tc>
-          <w:tcPr>
-            <w:tcW w:type="dxa" w:w="964"/>
-          </w:tcPr>
-          <w:p>
-            <w:r>
-              <w:rPr>
-                <w:b/>
-                <w:i w:val="0"/>
-                <w:color w:val="EA580C"/>
-                <w:sz w:val="16"/>
-              </w:rPr>
-              <w:t>Moyenne</w:t>
-            </w:r>
-          </w:p>
-        </w:tc>
-        <w:tc>
-          <w:tcPr>
-            <w:tcW w:type="dxa" w:w="1247"/>
-          </w:tcPr>
-          <w:p>
-            <w:r>
-              <w:rPr>
-                <w:b/>
-                <w:i w:val="0"/>
-                <w:sz w:val="16"/>
-              </w:rPr>
-              <w:t>S20</w:t>
-              <w:br/>
-            </w:r>
-            <w:r>
-              <w:rPr>
-                <w:b w:val="0"/>
-                <w:i w:val="0"/>
-                <w:color w:val="64748B"/>
-                <w:sz w:val="14"/>
-              </w:rPr>
-              <w:t>Gouvernance / autres</w:t>
-            </w:r>
-          </w:p>
-        </w:tc>
-        <w:tc>
-          <w:tcPr>
-            <w:tcW w:type="dxa" w:w="1531"/>
-          </w:tcPr>
-          <w:p>
-            <w:r>
-              <w:rPr>
-                <w:b/>
-                <w:i w:val="0"/>
-                <w:color w:val="16A34A"/>
-                <w:sz w:val="16"/>
-              </w:rPr>
-              <w:t>—</w:t>
-            </w:r>
-          </w:p>
-        </w:tc>
-        <w:tc>
-          <w:tcPr>
-            <w:tcW w:type="dxa" w:w="1191"/>
-          </w:tcPr>
-          <w:p>
-            <w:r>
-              <w:rPr>
-                <w:b w:val="0"/>
-                <w:i w:val="0"/>
-                <w:color w:val="64748B"/>
-                <w:sz w:val="16"/>
-              </w:rPr>
-              <w:t>GT-CQ</w:t>
-            </w:r>
-          </w:p>
-        </w:tc>
-        <w:tc>
-          <w:tcPr>
-            <w:tcW w:type="dxa" w:w="4706"/>
-          </w:tcPr>
-          <w:p>
-            <w:r>
-              <w:rPr>
-                <w:b w:val="0"/>
-                <w:i w:val="0"/>
-                <w:sz w:val="17"/>
-              </w:rPr>
-              <w:t>Veuillez confirmer ces informations avec le QG ou apporter les corrections nécessaires.</w:t>
-            </w:r>
-          </w:p>
-        </w:tc>
-      </w:tr>
-      <w:tr>
-        <w:tc>
-          <w:tcPr>
-            <w:tcW w:type="dxa" w:w="964"/>
-          </w:tcPr>
-          <w:p>
-            <w:r>
-              <w:rPr>
-                <w:b/>
-                <w:i w:val="0"/>
-                <w:color w:val="CA8A04"/>
-                <w:sz w:val="16"/>
-              </w:rPr>
-              <w:t>Faible</w:t>
-            </w:r>
-          </w:p>
-        </w:tc>
-        <w:tc>
-          <w:tcPr>
-            <w:tcW w:type="dxa" w:w="1247"/>
-          </w:tcPr>
-          <w:p>
-            <w:r>
-              <w:rPr>
-                <w:b/>
-                <w:i w:val="0"/>
-                <w:sz w:val="16"/>
-              </w:rPr>
-              <w:t>S01</w:t>
-              <w:br/>
-            </w:r>
-            <w:r>
-              <w:rPr>
-                <w:b w:val="0"/>
-                <w:i w:val="0"/>
-                <w:color w:val="64748B"/>
-                <w:sz w:val="14"/>
-              </w:rPr>
-              <w:t>Démographie</w:t>
-            </w:r>
-          </w:p>
-        </w:tc>
-        <w:tc>
-          <w:tcPr>
-            <w:tcW w:type="dxa" w:w="1531"/>
-          </w:tcPr>
-          <w:p>
-            <w:r>
-              <w:rPr>
-                <w:b/>
-                <w:i w:val="0"/>
-                <w:color w:val="16A34A"/>
-                <w:sz w:val="16"/>
-              </w:rPr>
-              <w:t>s00q04, s01q41a, s01q00b</w:t>
-            </w:r>
-          </w:p>
-        </w:tc>
-        <w:tc>
-          <w:tcPr>
-            <w:tcW w:type="dxa" w:w="1191"/>
-          </w:tcPr>
-          <w:p>
-            <w:r>
-              <w:rPr>
-                <w:b w:val="0"/>
-                <w:i w:val="0"/>
-                <w:color w:val="64748B"/>
-                <w:sz w:val="16"/>
-              </w:rPr>
-              <w:t>GT-CQ</w:t>
-            </w:r>
-          </w:p>
-        </w:tc>
-        <w:tc>
-          <w:tcPr>
-            <w:tcW w:type="dxa" w:w="4706"/>
-          </w:tcPr>
-          <w:p>
-            <w:r>
-              <w:rPr>
-                <w:b w:val="0"/>
-                <w:i w:val="0"/>
-                <w:sz w:val="17"/>
-              </w:rPr>
-              <w:t>Avertissement!!! IBRAHIMA DIOP a 63 ans et vit en milieu urbain dit n'avoir pas dépensé (0 Fcfa) ou reçu en cadeau pour les recharges internet ou de forfaits de données mobiles(hors appels vocaux) aucours des 30 derniers jours, prière de confirmer cette information auprès de l'enquêté ou confirmer avec le QG.</w:t>
-            </w:r>
-          </w:p>
-        </w:tc>
-      </w:tr>
-      <w:tr>
-        <w:tc>
-          <w:tcPr>
-            <w:tcW w:type="dxa" w:w="964"/>
-          </w:tcPr>
-          <w:p>
-            <w:r>
-              <w:rPr>
-                <w:b/>
-                <w:i w:val="0"/>
-                <w:color w:val="CA8A04"/>
-                <w:sz w:val="16"/>
-              </w:rPr>
-              <w:t>Faible</w:t>
-            </w:r>
-          </w:p>
-        </w:tc>
-        <w:tc>
-          <w:tcPr>
-            <w:tcW w:type="dxa" w:w="1247"/>
-          </w:tcPr>
-          <w:p>
-            <w:r>
-              <w:rPr>
-                <w:b/>
-                <w:i w:val="0"/>
-                <w:sz w:val="16"/>
-              </w:rPr>
-              <w:t>S01</w:t>
-              <w:br/>
-            </w:r>
-            <w:r>
-              <w:rPr>
-                <w:b w:val="0"/>
-                <w:i w:val="0"/>
-                <w:color w:val="64748B"/>
-                <w:sz w:val="14"/>
-              </w:rPr>
-              <w:t>Démographie</w:t>
-            </w:r>
-          </w:p>
-        </w:tc>
-        <w:tc>
-          <w:tcPr>
-            <w:tcW w:type="dxa" w:w="1531"/>
-          </w:tcPr>
-          <w:p>
-            <w:r>
-              <w:rPr>
-                <w:b/>
-                <w:i w:val="0"/>
-                <w:color w:val="16A34A"/>
-                <w:sz w:val="16"/>
-              </w:rPr>
-              <w:t>s00q04, s01q41, s01q00b</w:t>
-            </w:r>
-          </w:p>
-        </w:tc>
-        <w:tc>
-          <w:tcPr>
-            <w:tcW w:type="dxa" w:w="1191"/>
-          </w:tcPr>
-          <w:p>
-            <w:r>
-              <w:rPr>
-                <w:b w:val="0"/>
-                <w:i w:val="0"/>
-                <w:color w:val="64748B"/>
-                <w:sz w:val="16"/>
-              </w:rPr>
-              <w:t>GT-CQ</w:t>
-            </w:r>
-          </w:p>
-        </w:tc>
-        <w:tc>
-          <w:tcPr>
-            <w:tcW w:type="dxa" w:w="4706"/>
-          </w:tcPr>
-          <w:p>
-            <w:r>
-              <w:rPr>
-                <w:b w:val="0"/>
-                <w:i w:val="0"/>
-                <w:sz w:val="17"/>
-              </w:rPr>
-              <w:t>Avertissement!!! Ndeye awa diop a 21 ans et vit en milieu urbain dit n'avoir pas dépensé (0 Fcfa) ou reçu en cadeau pour les cartes prépayées, les transferts de crédit et les abonnements, prière de confirmer cette information auprès de l'enquêté ou confirmer avec le QG.</w:t>
-            </w:r>
-          </w:p>
-        </w:tc>
-      </w:tr>
-      <w:tr>
-        <w:tc>
-          <w:tcPr>
-            <w:tcW w:type="dxa" w:w="964"/>
-          </w:tcPr>
-          <w:p>
-            <w:r>
-              <w:rPr>
-                <w:b/>
-                <w:i w:val="0"/>
-                <w:color w:val="CA8A04"/>
-                <w:sz w:val="16"/>
-              </w:rPr>
-              <w:t>Faible</w:t>
-            </w:r>
-          </w:p>
-        </w:tc>
-        <w:tc>
-          <w:tcPr>
-            <w:tcW w:type="dxa" w:w="1247"/>
-          </w:tcPr>
-          <w:p>
-            <w:r>
-              <w:rPr>
-                <w:b/>
-                <w:i w:val="0"/>
-                <w:sz w:val="16"/>
-              </w:rPr>
-              <w:t>S01</w:t>
-              <w:br/>
-            </w:r>
-            <w:r>
-              <w:rPr>
-                <w:b w:val="0"/>
-                <w:i w:val="0"/>
-                <w:color w:val="64748B"/>
-                <w:sz w:val="14"/>
-              </w:rPr>
-              <w:t>Démographie</w:t>
-            </w:r>
-          </w:p>
-        </w:tc>
-        <w:tc>
-          <w:tcPr>
-            <w:tcW w:type="dxa" w:w="1531"/>
-          </w:tcPr>
-          <w:p>
-            <w:r>
-              <w:rPr>
-                <w:b/>
-                <w:i w:val="0"/>
-                <w:color w:val="16A34A"/>
-                <w:sz w:val="16"/>
-              </w:rPr>
-              <w:t>s00q04, s01q41, s01q00b</w:t>
-            </w:r>
-          </w:p>
-        </w:tc>
-        <w:tc>
-          <w:tcPr>
-            <w:tcW w:type="dxa" w:w="1191"/>
-          </w:tcPr>
-          <w:p>
-            <w:r>
-              <w:rPr>
-                <w:b w:val="0"/>
-                <w:i w:val="0"/>
-                <w:color w:val="64748B"/>
-                <w:sz w:val="16"/>
-              </w:rPr>
-              <w:t>GT-CQ</w:t>
-            </w:r>
-          </w:p>
-        </w:tc>
-        <w:tc>
-          <w:tcPr>
-            <w:tcW w:type="dxa" w:w="4706"/>
-          </w:tcPr>
-          <w:p>
-            <w:r>
-              <w:rPr>
-                <w:b w:val="0"/>
-                <w:i w:val="0"/>
-                <w:sz w:val="17"/>
-              </w:rPr>
-              <w:t>Avertissement!!! Tacko diop a 19 ans et vit en milieu urbain dit n'avoir pas dépensé (0 Fcfa) ou reçu en cadeau pour les cartes prépayées, les transferts de crédit et les abonnements, prière de confirmer cette information auprès de l'enquêté ou confirmer avec le QG.</w:t>
-            </w:r>
-          </w:p>
-        </w:tc>
-      </w:tr>
-      <w:tr>
-        <w:tc>
-          <w:tcPr>
-            <w:tcW w:type="dxa" w:w="964"/>
-          </w:tcPr>
-          <w:p>
-            <w:r>
-              <w:rPr>
-                <w:b/>
-                <w:i w:val="0"/>
-                <w:color w:val="CA8A04"/>
-                <w:sz w:val="16"/>
-              </w:rPr>
-              <w:t>Faible</w:t>
-            </w:r>
-          </w:p>
-        </w:tc>
-        <w:tc>
-          <w:tcPr>
-            <w:tcW w:type="dxa" w:w="1247"/>
-          </w:tcPr>
-          <w:p>
-            <w:r>
-              <w:rPr>
-                <w:b/>
-                <w:i w:val="0"/>
-                <w:sz w:val="16"/>
-              </w:rPr>
-              <w:t>S01</w:t>
-              <w:br/>
-            </w:r>
-            <w:r>
-              <w:rPr>
-                <w:b w:val="0"/>
-                <w:i w:val="0"/>
-                <w:color w:val="64748B"/>
-                <w:sz w:val="14"/>
-              </w:rPr>
-              <w:t>Démographie</w:t>
-            </w:r>
-          </w:p>
-        </w:tc>
-        <w:tc>
-          <w:tcPr>
-            <w:tcW w:type="dxa" w:w="1531"/>
-          </w:tcPr>
-          <w:p>
-            <w:r>
-              <w:rPr>
-                <w:b/>
-                <w:i w:val="0"/>
-                <w:color w:val="16A34A"/>
-                <w:sz w:val="16"/>
-              </w:rPr>
-              <w:t>s00q04, s01q41a, s01q00b</w:t>
-            </w:r>
-          </w:p>
-        </w:tc>
-        <w:tc>
-          <w:tcPr>
-            <w:tcW w:type="dxa" w:w="1191"/>
-          </w:tcPr>
-          <w:p>
-            <w:r>
-              <w:rPr>
-                <w:b w:val="0"/>
-                <w:i w:val="0"/>
-                <w:color w:val="64748B"/>
-                <w:sz w:val="16"/>
-              </w:rPr>
-              <w:t>GT-CQ</w:t>
-            </w:r>
-          </w:p>
-        </w:tc>
-        <w:tc>
-          <w:tcPr>
-            <w:tcW w:type="dxa" w:w="4706"/>
-          </w:tcPr>
-          <w:p>
-            <w:r>
-              <w:rPr>
-                <w:b w:val="0"/>
-                <w:i w:val="0"/>
-                <w:sz w:val="17"/>
-              </w:rPr>
               <w:t>Avertissement!!! Tacko diop a 19 ans et vit en milieu urbain dit n'avoir pas dépensé (0 Fcfa) ou reçu en cadeau pour les recharges internet ou de forfaits de données mobiles(hors appels vocaux) aucours des 30 derniers jours, prière de confirmer cette information auprès de l'enquêté ou confirmer avec le QG.</w:t>
-            </w:r>
-          </w:p>
-        </w:tc>
-      </w:tr>
-      <w:tr>
-        <w:tc>
-          <w:tcPr>
-            <w:tcW w:type="dxa" w:w="964"/>
-          </w:tcPr>
-          <w:p>
-            <w:r>
-              <w:rPr>
-                <w:b/>
-                <w:i w:val="0"/>
-                <w:color w:val="CA8A04"/>
-                <w:sz w:val="16"/>
-              </w:rPr>
-              <w:t>Faible</w:t>
-            </w:r>
-          </w:p>
-        </w:tc>
-        <w:tc>
-          <w:tcPr>
-            <w:tcW w:type="dxa" w:w="1247"/>
-          </w:tcPr>
-          <w:p>
-            <w:r>
-              <w:rPr>
-                <w:b/>
-                <w:i w:val="0"/>
-                <w:sz w:val="16"/>
-              </w:rPr>
-              <w:t>S01</w:t>
-              <w:br/>
-            </w:r>
-            <w:r>
-              <w:rPr>
-                <w:b w:val="0"/>
-                <w:i w:val="0"/>
-                <w:color w:val="64748B"/>
-                <w:sz w:val="14"/>
-              </w:rPr>
-              <w:t>Démographie</w:t>
-            </w:r>
-          </w:p>
-        </w:tc>
-        <w:tc>
-          <w:tcPr>
-            <w:tcW w:type="dxa" w:w="1531"/>
-          </w:tcPr>
-          <w:p>
-            <w:r>
-              <w:rPr>
-                <w:b/>
-                <w:i w:val="0"/>
-                <w:color w:val="16A34A"/>
-                <w:sz w:val="16"/>
-              </w:rPr>
-              <w:t>s00q04, s01q41, s01q00b</w:t>
-            </w:r>
-          </w:p>
-        </w:tc>
-        <w:tc>
-          <w:tcPr>
-            <w:tcW w:type="dxa" w:w="1191"/>
-          </w:tcPr>
-          <w:p>
-            <w:r>
-              <w:rPr>
-                <w:b w:val="0"/>
-                <w:i w:val="0"/>
-                <w:color w:val="64748B"/>
-                <w:sz w:val="16"/>
-              </w:rPr>
-              <w:t>GT-CQ</w:t>
-            </w:r>
-          </w:p>
-        </w:tc>
-        <w:tc>
-          <w:tcPr>
-            <w:tcW w:type="dxa" w:w="4706"/>
-          </w:tcPr>
-          <w:p>
-            <w:r>
-              <w:rPr>
-                <w:b w:val="0"/>
-                <w:i w:val="0"/>
-                <w:sz w:val="17"/>
-              </w:rPr>
-              <w:t>Avertissement!!! Awa peul diop a 23 ans et vit en milieu urbain dit n'avoir pas dépensé (0 Fcfa) ou reçu en cadeau pour les cartes prépayées, les transferts de crédit et les abonnements, prière de confirmer cette information auprès de l'enquêté ou confirmer avec le QG.</w:t>
             </w:r>
           </w:p>
         </w:tc>
